--- a/README.docx
+++ b/README.docx
@@ -2,7 +2,7 @@
 <file path=word/document.xml><?xml version="1.0" encoding="utf-8"?>
 <w:document xmlns:w="http://schemas.openxmlformats.org/wordprocessingml/2006/main" xmlns:m="http://schemas.openxmlformats.org/officeDocument/2006/math" xmlns:r="http://schemas.openxmlformats.org/officeDocument/2006/relationships" xmlns:o="urn:schemas-microsoft-com:office:office" xmlns:v="urn:schemas-microsoft-com:vml" xmlns:w10="urn:schemas-microsoft-com:office:word" xmlns:a="http://schemas.openxmlformats.org/drawingml/2006/main" xmlns:pic="http://schemas.openxmlformats.org/drawingml/2006/picture" xmlns:wp="http://schemas.openxmlformats.org/drawingml/2006/wordprocessingDrawing">
   <w:body>
-    <w:bookmarkStart w:id="29" w:name="mutual-fund-shortlister"/>
+    <w:bookmarkStart w:id="31" w:name="mutual-fund-shortlister"/>
     <w:p>
       <w:pPr>
         <w:pStyle w:val="Heading1"/>
@@ -449,6 +449,125 @@
       </w:r>
       <w:r>
         <w:t xml:space="preserve">below). The last two reuse the shortlisting modules.</w:t>
+      </w:r>
+    </w:p>
+    <w:p>
+      <w:pPr>
+        <w:pStyle w:val="BodyText"/>
+      </w:pPr>
+      <w:r>
+        <w:t xml:space="preserve">Three later additions (October 2026): a</w:t>
+      </w:r>
+      <w:r>
+        <w:t xml:space="preserve"> </w:t>
+      </w:r>
+      <w:r>
+        <w:rPr>
+          <w:b/>
+          <w:bCs/>
+        </w:rPr>
+        <w:t xml:space="preserve">walk-forward validation</w:t>
+      </w:r>
+      <w:r>
+        <w:t xml:space="preserve"> </w:t>
+      </w:r>
+      <w:r>
+        <w:t xml:space="preserve">of the score (</w:t>
+      </w:r>
+      <w:r>
+        <w:rPr>
+          <w:rStyle w:val="VerbatimChar"/>
+        </w:rPr>
+        <w:t xml:space="preserve">walk_forward.py</w:t>
+      </w:r>
+      <w:r>
+        <w:t xml:space="preserve">,</w:t>
+      </w:r>
+      <w:r>
+        <w:t xml:space="preserve"> </w:t>
+      </w:r>
+      <w:r>
+        <w:t xml:space="preserve">“8.”</w:t>
+      </w:r>
+      <w:r>
+        <w:t xml:space="preserve">), a guarded</w:t>
+      </w:r>
+      <w:r>
+        <w:t xml:space="preserve"> </w:t>
+      </w:r>
+      <w:r>
+        <w:rPr>
+          <w:b/>
+          <w:bCs/>
+        </w:rPr>
+        <w:t xml:space="preserve">name-similarity fallback</w:t>
+      </w:r>
+      <w:r>
+        <w:t xml:space="preserve"> </w:t>
+      </w:r>
+      <w:r>
+        <w:t xml:space="preserve">for matching scheme names (</w:t>
+      </w:r>
+      <w:r>
+        <w:rPr>
+          <w:rStyle w:val="VerbatimChar"/>
+        </w:rPr>
+        <w:t xml:space="preserve">name_match.py</w:t>
+      </w:r>
+      <w:r>
+        <w:t xml:space="preserve">, used by the screener and the portfolio-quality</w:t>
+      </w:r>
+      <w:r>
+        <w:t xml:space="preserve"> </w:t>
+      </w:r>
+      <w:r>
+        <w:t xml:space="preserve">module,</w:t>
+      </w:r>
+      <w:r>
+        <w:t xml:space="preserve"> </w:t>
+      </w:r>
+      <w:r>
+        <w:t xml:space="preserve">“9.”</w:t>
+      </w:r>
+      <w:r>
+        <w:t xml:space="preserve">), and an</w:t>
+      </w:r>
+      <w:r>
+        <w:t xml:space="preserve"> </w:t>
+      </w:r>
+      <w:r>
+        <w:rPr>
+          <w:b/>
+          <w:bCs/>
+        </w:rPr>
+        <w:t xml:space="preserve">ISIN verifier</w:t>
+      </w:r>
+      <w:r>
+        <w:t xml:space="preserve"> </w:t>
+      </w:r>
+      <w:r>
+        <w:t xml:space="preserve">that checks the ISINs read from your CAS against AMFI’s list (</w:t>
+      </w:r>
+      <w:r>
+        <w:rPr>
+          <w:rStyle w:val="VerbatimChar"/>
+        </w:rPr>
+        <w:t xml:space="preserve">isin_verify.py</w:t>
+      </w:r>
+      <w:r>
+        <w:t xml:space="preserve">,</w:t>
+      </w:r>
+      <w:r>
+        <w:t xml:space="preserve"> </w:t>
+      </w:r>
+      <w:r>
+        <w:t xml:space="preserve">“9.”</w:t>
+      </w:r>
+      <w:r>
+        <w:t xml:space="preserve"> </w:t>
+      </w:r>
+      <w:r>
+        <w:t xml:space="preserve">and the CDSL section).</w:t>
       </w:r>
     </w:p>
     <w:p>
@@ -1411,6 +1530,139 @@
               <w:rPr>
                 <w:rStyle w:val="VerbatimChar"/>
               </w:rPr>
+              <w:t xml:space="preserve">walk_forward.py</w:t>
+            </w:r>
+          </w:p>
+        </w:tc>
+        <w:tc>
+          <w:tcPr/>
+          <w:p>
+            <w:pPr>
+              <w:pStyle w:val="Compact"/>
+            </w:pPr>
+            <w:r>
+              <w:rPr>
+                <w:b/>
+                <w:bCs/>
+              </w:rPr>
+              <w:t xml:space="preserve">Walk-forward validation</w:t>
+            </w:r>
+            <w:r>
+              <w:t xml:space="preserve"> </w:t>
+            </w:r>
+            <w:r>
+              <w:t xml:space="preserve">of the score: rank as of past dates with only the data then available, then see how the ranking did afterwards (see</w:t>
+            </w:r>
+            <w:r>
+              <w:t xml:space="preserve"> </w:t>
+            </w:r>
+            <w:r>
+              <w:t xml:space="preserve">“8. Walk-forward validation”</w:t>
+            </w:r>
+            <w:r>
+              <w:t xml:space="preserve">)</w:t>
+            </w:r>
+          </w:p>
+        </w:tc>
+      </w:tr>
+      <w:tr>
+        <w:tc>
+          <w:tcPr/>
+          <w:p>
+            <w:pPr>
+              <w:pStyle w:val="Compact"/>
+            </w:pPr>
+            <w:r>
+              <w:rPr>
+                <w:rStyle w:val="VerbatimChar"/>
+              </w:rPr>
+              <w:t xml:space="preserve">name_match.py</w:t>
+            </w:r>
+          </w:p>
+        </w:tc>
+        <w:tc>
+          <w:tcPr/>
+          <w:p>
+            <w:pPr>
+              <w:pStyle w:val="Compact"/>
+            </w:pPr>
+            <w:r>
+              <w:t xml:space="preserve">Guarded scheme-name matching (character n-gram similarity, optional local sentence-embedding model) used as a fallback by the screener and</w:t>
+            </w:r>
+            <w:r>
+              <w:t xml:space="preserve"> </w:t>
+            </w:r>
+            <w:r>
+              <w:rPr>
+                <w:rStyle w:val="VerbatimChar"/>
+              </w:rPr>
+              <w:t xml:space="preserve">portfolio_quality.py</w:t>
+            </w:r>
+            <w:r>
+              <w:t xml:space="preserve"> </w:t>
+            </w:r>
+            <w:r>
+              <w:t xml:space="preserve">(see</w:t>
+            </w:r>
+            <w:r>
+              <w:t xml:space="preserve"> </w:t>
+            </w:r>
+            <w:r>
+              <w:t xml:space="preserve">“9.”</w:t>
+            </w:r>
+            <w:r>
+              <w:t xml:space="preserve">)</w:t>
+            </w:r>
+          </w:p>
+        </w:tc>
+      </w:tr>
+      <w:tr>
+        <w:tc>
+          <w:tcPr/>
+          <w:p>
+            <w:pPr>
+              <w:pStyle w:val="Compact"/>
+            </w:pPr>
+            <w:r>
+              <w:rPr>
+                <w:rStyle w:val="VerbatimChar"/>
+              </w:rPr>
+              <w:t xml:space="preserve">isin_verify.py</w:t>
+            </w:r>
+          </w:p>
+        </w:tc>
+        <w:tc>
+          <w:tcPr/>
+          <w:p>
+            <w:pPr>
+              <w:pStyle w:val="Compact"/>
+            </w:pPr>
+            <w:r>
+              <w:t xml:space="preserve">Checks CAS ISINs against AMFI’s list and the printed fund names; repairs only unique fits; also a stand-alone command (see</w:t>
+            </w:r>
+            <w:r>
+              <w:t xml:space="preserve"> </w:t>
+            </w:r>
+            <w:r>
+              <w:t xml:space="preserve">“9.”</w:t>
+            </w:r>
+            <w:r>
+              <w:t xml:space="preserve">)</w:t>
+            </w:r>
+          </w:p>
+        </w:tc>
+      </w:tr>
+      <w:tr>
+        <w:tc>
+          <w:tcPr/>
+          <w:p>
+            <w:pPr>
+              <w:pStyle w:val="Compact"/>
+            </w:pPr>
+            <w:r>
+              <w:rPr>
+                <w:rStyle w:val="VerbatimChar"/>
+              </w:rPr>
               <w:t xml:space="preserve">check_fund.py</w:t>
             </w:r>
           </w:p>
@@ -1919,6 +2171,66 @@
       </w:r>
       <w:r>
         <w:t xml:space="preserve">.</w:t>
+      </w:r>
+    </w:p>
+    <w:p>
+      <w:pPr>
+        <w:pStyle w:val="BodyText"/>
+      </w:pPr>
+      <w:r>
+        <w:rPr>
+          <w:rStyle w:val="VerbatimChar"/>
+        </w:rPr>
+        <w:t xml:space="preserve">sentence-transformers</w:t>
+      </w:r>
+      <w:r>
+        <w:t xml:space="preserve"> </w:t>
+      </w:r>
+      <w:r>
+        <w:t xml:space="preserve">(PyTorch) is</w:t>
+      </w:r>
+      <w:r>
+        <w:t xml:space="preserve"> </w:t>
+      </w:r>
+      <w:r>
+        <w:rPr>
+          <w:b/>
+          <w:bCs/>
+        </w:rPr>
+        <w:t xml:space="preserve">optional</w:t>
+      </w:r>
+      <w:r>
+        <w:t xml:space="preserve"> </w:t>
+      </w:r>
+      <w:r>
+        <w:t xml:space="preserve">and used only by</w:t>
+      </w:r>
+      <w:r>
+        <w:t xml:space="preserve"> </w:t>
+      </w:r>
+      <w:r>
+        <w:rPr>
+          <w:rStyle w:val="VerbatimChar"/>
+        </w:rPr>
+        <w:t xml:space="preserve">name_match.py</w:t>
+      </w:r>
+      <w:r>
+        <w:t xml:space="preserve">: without it, or without a model</w:t>
+      </w:r>
+      <w:r>
+        <w:t xml:space="preserve"> </w:t>
+      </w:r>
+      <w:r>
+        <w:t xml:space="preserve">folder, name matching still works with character similarity (see</w:t>
+      </w:r>
+      <w:r>
+        <w:t xml:space="preserve"> </w:t>
+      </w:r>
+      <w:r>
+        <w:t xml:space="preserve">“9.”</w:t>
+      </w:r>
+      <w:r>
+        <w:t xml:space="preserve">). The toolkit never downloads a model.</w:t>
       </w:r>
     </w:p>
     <w:p>
@@ -7128,6 +7440,144 @@
           <w:b/>
           <w:bCs/>
         </w:rPr>
+        <w:t xml:space="preserve">Matching a scheme to its portfolio sheet.</w:t>
+      </w:r>
+      <w:r>
+        <w:t xml:space="preserve"> </w:t>
+      </w:r>
+      <w:r>
+        <w:t xml:space="preserve">Exact normalised name first, then a near-identical spelling (difflib at</w:t>
+      </w:r>
+      <w:r>
+        <w:t xml:space="preserve"> </w:t>
+      </w:r>
+      <w:r>
+        <w:rPr>
+          <w:rStyle w:val="VerbatimChar"/>
+        </w:rPr>
+        <w:t xml:space="preserve">PQ_NAME_MATCH_RATIO</w:t>
+      </w:r>
+      <w:r>
+        <w:t xml:space="preserve">, refused when ambiguous), then the guarded name-similarity fallback of</w:t>
+      </w:r>
+      <w:r>
+        <w:t xml:space="preserve"> </w:t>
+      </w:r>
+      <w:r>
+        <w:rPr>
+          <w:rStyle w:val="VerbatimChar"/>
+        </w:rPr>
+        <w:t xml:space="preserve">name_match.py</w:t>
+      </w:r>
+      <w:r>
+        <w:t xml:space="preserve"> </w:t>
+      </w:r>
+      <w:r>
+        <w:t xml:space="preserve">for titles</w:t>
+      </w:r>
+      <w:r>
+        <w:t xml:space="preserve"> </w:t>
+      </w:r>
+      <w:r>
+        <w:t xml:space="preserve">spelt differently (for example</w:t>
+      </w:r>
+      <w:r>
+        <w:t xml:space="preserve"> </w:t>
+      </w:r>
+      <w:r>
+        <w:t xml:space="preserve">“ICICI Prudential Focused Equity Fund”</w:t>
+      </w:r>
+      <w:r>
+        <w:t xml:space="preserve"> </w:t>
+      </w:r>
+      <w:r>
+        <w:t xml:space="preserve">against AMFI’s</w:t>
+      </w:r>
+      <w:r>
+        <w:t xml:space="preserve"> </w:t>
+      </w:r>
+      <w:r>
+        <w:t xml:space="preserve">“ICICI Prudential Focused Fund”</w:t>
+      </w:r>
+      <w:r>
+        <w:t xml:space="preserve">). A</w:t>
+      </w:r>
+      <w:r>
+        <w:t xml:space="preserve"> </w:t>
+      </w:r>
+      <w:r>
+        <w:t xml:space="preserve">fallback match is noted in</w:t>
+      </w:r>
+      <w:r>
+        <w:t xml:space="preserve"> </w:t>
+      </w:r>
+      <w:r>
+        <w:rPr>
+          <w:rStyle w:val="VerbatimChar"/>
+        </w:rPr>
+        <w:t xml:space="preserve">pq_note</w:t>
+      </w:r>
+      <w:r>
+        <w:t xml:space="preserve"> </w:t>
+      </w:r>
+      <w:r>
+        <w:t xml:space="preserve">as</w:t>
+      </w:r>
+      <w:r>
+        <w:t xml:space="preserve"> </w:t>
+      </w:r>
+      <w:r>
+        <w:t xml:space="preserve">“matched by name similarity … - verify”</w:t>
+      </w:r>
+      <w:r>
+        <w:t xml:space="preserve">; a different scheme of the same AMC</w:t>
+      </w:r>
+      <w:r>
+        <w:t xml:space="preserve"> </w:t>
+      </w:r>
+      <w:r>
+        <w:t xml:space="preserve">(Small Cap vs Mid Cap) is never matched.</w:t>
+      </w:r>
+      <w:r>
+        <w:t xml:space="preserve"> </w:t>
+      </w:r>
+      <w:r>
+        <w:rPr>
+          <w:rStyle w:val="VerbatimChar"/>
+        </w:rPr>
+        <w:t xml:space="preserve">NAME_EMBED_ENABLED = False</w:t>
+      </w:r>
+      <w:r>
+        <w:t xml:space="preserve"> </w:t>
+      </w:r>
+      <w:r>
+        <w:t xml:space="preserve">in</w:t>
+      </w:r>
+      <w:r>
+        <w:t xml:space="preserve"> </w:t>
+      </w:r>
+      <w:r>
+        <w:rPr>
+          <w:rStyle w:val="VerbatimChar"/>
+        </w:rPr>
+        <w:t xml:space="preserve">config.py</w:t>
+      </w:r>
+      <w:r>
+        <w:t xml:space="preserve"> </w:t>
+      </w:r>
+      <w:r>
+        <w:t xml:space="preserve">switches the fallback off.</w:t>
+      </w:r>
+    </w:p>
+    <w:p>
+      <w:pPr>
+        <w:pStyle w:val="BodyText"/>
+      </w:pPr>
+      <w:r>
+        <w:rPr>
+          <w:b/>
+          <w:bCs/>
+        </w:rPr>
         <w:t xml:space="preserve">Market-cap list —</w:t>
       </w:r>
       <w:r>
@@ -7964,13 +8414,88 @@
         <w:t xml:space="preserve"> </w:t>
       </w:r>
       <w:r>
-        <w:t xml:space="preserve">is a standalone script (it does not use the other</w:t>
-      </w:r>
-      <w:r>
-        <w:t xml:space="preserve"> </w:t>
-      </w:r>
-      <w:r>
-        <w:t xml:space="preserve">modules or</w:t>
+        <w:t xml:space="preserve">works on its own (it needs only</w:t>
+      </w:r>
+      <w:r>
+        <w:t xml:space="preserve"> </w:t>
+      </w:r>
+      <w:r>
+        <w:rPr>
+          <w:rStyle w:val="VerbatimChar"/>
+        </w:rPr>
+        <w:t xml:space="preserve">pdfplumber</w:t>
+      </w:r>
+      <w:r>
+        <w:t xml:space="preserve">, plus</w:t>
+      </w:r>
+      <w:r>
+        <w:t xml:space="preserve"> </w:t>
+      </w:r>
+      <w:r>
+        <w:rPr>
+          <w:rStyle w:val="VerbatimChar"/>
+        </w:rPr>
+        <w:t xml:space="preserve">xlwt</w:t>
+      </w:r>
+      <w:r>
+        <w:t xml:space="preserve">/</w:t>
+      </w:r>
+      <w:r>
+        <w:rPr>
+          <w:rStyle w:val="VerbatimChar"/>
+        </w:rPr>
+        <w:t xml:space="preserve">pytesseract</w:t>
+      </w:r>
+      <w:r>
+        <w:t xml:space="preserve"> </w:t>
+      </w:r>
+      <w:r>
+        <w:t xml:space="preserve">as below); if</w:t>
+      </w:r>
+      <w:r>
+        <w:t xml:space="preserve"> </w:t>
+      </w:r>
+      <w:r>
+        <w:rPr>
+          <w:rStyle w:val="VerbatimChar"/>
+        </w:rPr>
+        <w:t xml:space="preserve">isin_verify.py</w:t>
+      </w:r>
+      <w:r>
+        <w:t xml:space="preserve"> </w:t>
+      </w:r>
+      <w:r>
+        <w:t xml:space="preserve">and AMFI’s</w:t>
+      </w:r>
+      <w:r>
+        <w:t xml:space="preserve"> </w:t>
+      </w:r>
+      <w:r>
+        <w:rPr>
+          <w:rStyle w:val="VerbatimChar"/>
+        </w:rPr>
+        <w:t xml:space="preserve">data/NAVAll.txt</w:t>
+      </w:r>
+      <w:r>
+        <w:t xml:space="preserve"> </w:t>
+      </w:r>
+      <w:r>
+        <w:t xml:space="preserve">are present it also checks the ISINs (see below), and it reads</w:t>
+      </w:r>
+      <w:r>
+        <w:t xml:space="preserve"> </w:t>
+      </w:r>
+      <w:r>
+        <w:rPr>
+          <w:rStyle w:val="VerbatimChar"/>
+        </w:rPr>
+        <w:t xml:space="preserve">AMFI_MARKETCAP_CSV</w:t>
+      </w:r>
+      <w:r>
+        <w:t xml:space="preserve"> </w:t>
+      </w:r>
+      <w:r>
+        <w:t xml:space="preserve">from</w:t>
       </w:r>
       <w:r>
         <w:t xml:space="preserve"> </w:t>
@@ -7982,7 +8507,10 @@
         <w:t xml:space="preserve">config.py</w:t>
       </w:r>
       <w:r>
-        <w:t xml:space="preserve">). It reads a CDSL Consolidated Account Statement PDF and</w:t>
+        <w:t xml:space="preserve"> </w:t>
+      </w:r>
+      <w:r>
+        <w:t xml:space="preserve">when that exists. It reads a CDSL Consolidated Account Statement PDF and</w:t>
       </w:r>
       <w:r>
         <w:t xml:space="preserve"> </w:t>
@@ -8375,6 +8903,72 @@
           <w:rStyle w:val="AttributeTok"/>
         </w:rPr>
         <w:t xml:space="preserve">--force-ocr</w:t>
+      </w:r>
+      <w:r>
+        <w:br/>
+      </w:r>
+      <w:r>
+        <w:rPr>
+          <w:rStyle w:val="ExtensionTok"/>
+        </w:rPr>
+        <w:t xml:space="preserve">python</w:t>
+      </w:r>
+      <w:r>
+        <w:rPr>
+          <w:rStyle w:val="NormalTok"/>
+        </w:rPr>
+        <w:t xml:space="preserve"> cdsl_holdings_to_xls.py cas.pdf </w:t>
+      </w:r>
+      <w:r>
+        <w:rPr>
+          <w:rStyle w:val="AttributeTok"/>
+        </w:rPr>
+        <w:t xml:space="preserve">--navall</w:t>
+      </w:r>
+      <w:r>
+        <w:rPr>
+          <w:rStyle w:val="NormalTok"/>
+        </w:rPr>
+        <w:t xml:space="preserve"> NAVAll.txt              </w:t>
+      </w:r>
+      <w:r>
+        <w:rPr>
+          <w:rStyle w:val="CommentTok"/>
+        </w:rPr>
+        <w:t xml:space="preserve"># check the ISINs against AMFI's list</w:t>
+      </w:r>
+      <w:r>
+        <w:br/>
+      </w:r>
+      <w:r>
+        <w:rPr>
+          <w:rStyle w:val="ExtensionTok"/>
+        </w:rPr>
+        <w:t xml:space="preserve">python</w:t>
+      </w:r>
+      <w:r>
+        <w:rPr>
+          <w:rStyle w:val="NormalTok"/>
+        </w:rPr>
+        <w:t xml:space="preserve"> cdsl_holdings_to_xls.py cas.pdf </w:t>
+      </w:r>
+      <w:r>
+        <w:rPr>
+          <w:rStyle w:val="AttributeTok"/>
+        </w:rPr>
+        <w:t xml:space="preserve">--no-verify</w:t>
+      </w:r>
+      <w:r>
+        <w:rPr>
+          <w:rStyle w:val="NormalTok"/>
+        </w:rPr>
+        <w:t xml:space="preserve">                      </w:t>
+      </w:r>
+      <w:r>
+        <w:rPr>
+          <w:rStyle w:val="CommentTok"/>
+        </w:rPr>
+        <w:t xml:space="preserve"># skip that check</w:t>
       </w:r>
     </w:p>
     <w:tbl>
@@ -8848,6 +9442,115 @@
           </w:p>
         </w:tc>
       </w:tr>
+      <w:tr>
+        <w:tc>
+          <w:tcPr/>
+          <w:p>
+            <w:pPr>
+              <w:pStyle w:val="Compact"/>
+            </w:pPr>
+            <w:r>
+              <w:rPr>
+                <w:rStyle w:val="VerbatimChar"/>
+              </w:rPr>
+              <w:t xml:space="preserve">--navall</w:t>
+            </w:r>
+          </w:p>
+        </w:tc>
+        <w:tc>
+          <w:tcPr/>
+          <w:p>
+            <w:pPr>
+              <w:pStyle w:val="Compact"/>
+            </w:pPr>
+            <w:r>
+              <w:rPr>
+                <w:rStyle w:val="VerbatimChar"/>
+              </w:rPr>
+              <w:t xml:space="preserve">data/NAVAll.txt</w:t>
+            </w:r>
+            <w:r>
+              <w:t xml:space="preserve"> </w:t>
+            </w:r>
+            <w:r>
+              <w:t xml:space="preserve">if it exists</w:t>
+            </w:r>
+          </w:p>
+        </w:tc>
+        <w:tc>
+          <w:tcPr/>
+          <w:p>
+            <w:pPr>
+              <w:pStyle w:val="Compact"/>
+            </w:pPr>
+            <w:r>
+              <w:t xml:space="preserve">AMFI</w:t>
+            </w:r>
+            <w:r>
+              <w:t xml:space="preserve"> </w:t>
+            </w:r>
+            <w:r>
+              <w:rPr>
+                <w:rStyle w:val="VerbatimChar"/>
+              </w:rPr>
+              <w:t xml:space="preserve">NAVAll.txt</w:t>
+            </w:r>
+            <w:r>
+              <w:t xml:space="preserve"> </w:t>
+            </w:r>
+            <w:r>
+              <w:t xml:space="preserve">used to verify the mutual fund ISINs (</w:t>
+            </w:r>
+            <w:r>
+              <w:rPr>
+                <w:rStyle w:val="VerbatimChar"/>
+              </w:rPr>
+              <w:t xml:space="preserve">isin_verify.py</w:t>
+            </w:r>
+            <w:r>
+              <w:t xml:space="preserve">)</w:t>
+            </w:r>
+          </w:p>
+        </w:tc>
+      </w:tr>
+      <w:tr>
+        <w:tc>
+          <w:tcPr/>
+          <w:p>
+            <w:pPr>
+              <w:pStyle w:val="Compact"/>
+            </w:pPr>
+            <w:r>
+              <w:rPr>
+                <w:rStyle w:val="VerbatimChar"/>
+              </w:rPr>
+              <w:t xml:space="preserve">--no-verify</w:t>
+            </w:r>
+          </w:p>
+        </w:tc>
+        <w:tc>
+          <w:tcPr/>
+          <w:p>
+            <w:pPr>
+              <w:pStyle w:val="Compact"/>
+            </w:pPr>
+            <w:r>
+              <w:t xml:space="preserve">off</w:t>
+            </w:r>
+          </w:p>
+        </w:tc>
+        <w:tc>
+          <w:tcPr/>
+          <w:p>
+            <w:pPr>
+              <w:pStyle w:val="Compact"/>
+            </w:pPr>
+            <w:r>
+              <w:t xml:space="preserve">Do not run the AMFI ISIN check</w:t>
+            </w:r>
+          </w:p>
+        </w:tc>
+      </w:tr>
     </w:tbl>
     <w:p>
       <w:pPr>
@@ -9084,6 +9787,130 @@
         </w:numPr>
       </w:pPr>
       <w:r>
+        <w:rPr>
+          <w:b/>
+          <w:bCs/>
+        </w:rPr>
+        <w:t xml:space="preserve">AMFI cross-check (</w:t>
+      </w:r>
+      <w:r>
+        <w:rPr>
+          <w:rStyle w:val="VerbatimChar"/>
+          <w:b/>
+          <w:bCs/>
+        </w:rPr>
+        <w:t xml:space="preserve">isin_verify.py</w:t>
+      </w:r>
+      <w:r>
+        <w:rPr>
+          <w:b/>
+          <w:bCs/>
+        </w:rPr>
+        <w:t xml:space="preserve">).</w:t>
+      </w:r>
+      <w:r>
+        <w:t xml:space="preserve"> </w:t>
+      </w:r>
+      <w:r>
+        <w:t xml:space="preserve">When AMFI’s</w:t>
+      </w:r>
+      <w:r>
+        <w:t xml:space="preserve"> </w:t>
+      </w:r>
+      <w:r>
+        <w:rPr>
+          <w:rStyle w:val="VerbatimChar"/>
+        </w:rPr>
+        <w:t xml:space="preserve">NAVAll.txt</w:t>
+      </w:r>
+      <w:r>
+        <w:t xml:space="preserve"> </w:t>
+      </w:r>
+      <w:r>
+        <w:t xml:space="preserve">is available, each mutual fund ISIN must also be a</w:t>
+      </w:r>
+      <w:r>
+        <w:t xml:space="preserve"> </w:t>
+      </w:r>
+      <w:r>
+        <w:t xml:space="preserve">real ISIN in AMFI’s list whose scheme name agrees with the name printed beside it. A misread can pass the check digit</w:t>
+      </w:r>
+      <w:r>
+        <w:t xml:space="preserve"> </w:t>
+      </w:r>
+      <w:r>
+        <w:t xml:space="preserve">by chance (about 1 in 10), which the check digit alone cannot catch. A damaged ISIN is replaced only when exactly one</w:t>
+      </w:r>
+      <w:r>
+        <w:t xml:space="preserve"> </w:t>
+      </w:r>
+      <w:r>
+        <w:t xml:space="preserve">real ISIN within a few OCR-style character changes (or one wrong, extra or missing character) fits the name; an ISIN</w:t>
+      </w:r>
+      <w:r>
+        <w:t xml:space="preserve"> </w:t>
+      </w:r>
+      <w:r>
+        <w:t xml:space="preserve">that is real but belongs to a different fund is flagged</w:t>
+      </w:r>
+      <w:r>
+        <w:t xml:space="preserve"> </w:t>
+      </w:r>
+      <w:r>
+        <w:rPr>
+          <w:rStyle w:val="VerbatimChar"/>
+        </w:rPr>
+        <w:t xml:space="preserve">CONFLICT</w:t>
+      </w:r>
+      <w:r>
+        <w:t xml:space="preserve"> </w:t>
+      </w:r>
+      <w:r>
+        <w:t xml:space="preserve">and left as read; an ISIN not in the list is flagged</w:t>
+      </w:r>
+      <w:r>
+        <w:t xml:space="preserve"> </w:t>
+      </w:r>
+      <w:r>
+        <w:t xml:space="preserve">with the fund its name suggests, which is not applied. Share ISINs are repaired the same way only when</w:t>
+      </w:r>
+      <w:r>
+        <w:t xml:space="preserve"> </w:t>
+      </w:r>
+      <w:r>
+        <w:rPr>
+          <w:rStyle w:val="VerbatimChar"/>
+        </w:rPr>
+        <w:t xml:space="preserve">data/amfi_market_cap.csv</w:t>
+      </w:r>
+      <w:r>
+        <w:t xml:space="preserve"> </w:t>
+      </w:r>
+      <w:r>
+        <w:t xml:space="preserve">exists and gives a single candidate. See</w:t>
+      </w:r>
+      <w:r>
+        <w:t xml:space="preserve"> </w:t>
+      </w:r>
+      <w:r>
+        <w:t xml:space="preserve">“9.”</w:t>
+      </w:r>
+      <w:r>
+        <w:t xml:space="preserve"> </w:t>
+      </w:r>
+      <w:r>
+        <w:t xml:space="preserve">for the details.</w:t>
+      </w:r>
+    </w:p>
+    <w:p>
+      <w:pPr>
+        <w:pStyle w:val="Compact"/>
+        <w:numPr>
+          <w:ilvl w:val="0"/>
+          <w:numId w:val="1007"/>
+        </w:numPr>
+      </w:pPr>
+      <w:r>
         <w:t xml:space="preserve">Rows that fail a check, or whose ISIN was corrected, are marked in the</w:t>
       </w:r>
       <w:r>
@@ -9255,29 +10082,13 @@
         </w:numPr>
       </w:pPr>
       <w:r>
-        <w:t xml:space="preserve">Mutual funds held</w:t>
-      </w:r>
-      <w:r>
-        <w:t xml:space="preserve"> </w:t>
-      </w:r>
-      <w:r>
-        <w:rPr>
-          <w:i/>
-          <w:iCs/>
-        </w:rPr>
-        <w:t xml:space="preserve">in demat form</w:t>
-      </w:r>
-      <w:r>
-        <w:t xml:space="preserve"> </w:t>
-      </w:r>
-      <w:r>
-        <w:t xml:space="preserve">appear in the stock file; the MF file covers</w:t>
-      </w:r>
-      <w:r>
-        <w:t xml:space="preserve"> </w:t>
-      </w:r>
-      <w:r>
-        <w:t xml:space="preserve">only the folio-based table.</w:t>
+        <w:t xml:space="preserve">The AMFI cross-check is not a better OCR engine. It makes the existing Tesseract result checkable and self-correcting;</w:t>
+      </w:r>
+      <w:r>
+        <w:t xml:space="preserve"> </w:t>
+      </w:r>
+      <w:r>
+        <w:t xml:space="preserve">funds missing from AMFI’s current list (wound-up schemes, for example) can only be flagged, not repaired.</w:t>
       </w:r>
     </w:p>
     <w:p>
@@ -9289,6 +10100,40 @@
         </w:numPr>
       </w:pPr>
       <w:r>
+        <w:t xml:space="preserve">Mutual funds held</w:t>
+      </w:r>
+      <w:r>
+        <w:t xml:space="preserve"> </w:t>
+      </w:r>
+      <w:r>
+        <w:rPr>
+          <w:i/>
+          <w:iCs/>
+        </w:rPr>
+        <w:t xml:space="preserve">in demat form</w:t>
+      </w:r>
+      <w:r>
+        <w:t xml:space="preserve"> </w:t>
+      </w:r>
+      <w:r>
+        <w:t xml:space="preserve">appear in the stock file; the MF file covers</w:t>
+      </w:r>
+      <w:r>
+        <w:t xml:space="preserve"> </w:t>
+      </w:r>
+      <w:r>
+        <w:t xml:space="preserve">only the folio-based table.</w:t>
+      </w:r>
+    </w:p>
+    <w:p>
+      <w:pPr>
+        <w:pStyle w:val="Compact"/>
+        <w:numPr>
+          <w:ilvl w:val="0"/>
+          <w:numId w:val="1008"/>
+        </w:numPr>
+      </w:pPr>
+      <w:r>
         <w:t xml:space="preserve">Column positions are measured from the current CDSL CAS layout; if CDSL changes</w:t>
       </w:r>
       <w:r>
@@ -9628,7 +10473,25 @@
         </w:numPr>
       </w:pPr>
       <w:r>
-        <w:t xml:space="preserve">Maps the ISIN to an AMFI scheme code and category (by scheme name, flagged</w:t>
+        <w:t xml:space="preserve">Maps the ISIN to an AMFI scheme code and category. If the ISIN isn’t found, the</w:t>
+      </w:r>
+      <w:r>
+        <w:t xml:space="preserve"> </w:t>
+      </w:r>
+      <w:r>
+        <w:t xml:space="preserve">printed name is matched (difflib first, then the guarded name-similarity fallback of</w:t>
+      </w:r>
+      <w:r>
+        <w:t xml:space="preserve"> </w:t>
+      </w:r>
+      <w:r>
+        <w:rPr>
+          <w:rStyle w:val="VerbatimChar"/>
+        </w:rPr>
+        <w:t xml:space="preserve">name_match.py</w:t>
+      </w:r>
+      <w:r>
+        <w:t xml:space="preserve">) and the row says</w:t>
       </w:r>
       <w:r>
         <w:t xml:space="preserve"> </w:t>
@@ -9637,7 +10500,56 @@
         <w:t xml:space="preserve">“verify”</w:t>
       </w:r>
       <w:r>
-        <w:t xml:space="preserve">, if the ISIN isn’t found).</w:t>
+        <w:t xml:space="preserve">. If the ISIN</w:t>
+      </w:r>
+      <w:r>
+        <w:t xml:space="preserve"> </w:t>
+      </w:r>
+      <w:r>
+        <w:rPr>
+          <w:b/>
+          <w:bCs/>
+        </w:rPr>
+        <w:t xml:space="preserve">is</w:t>
+      </w:r>
+      <w:r>
+        <w:t xml:space="preserve"> </w:t>
+      </w:r>
+      <w:r>
+        <w:t xml:space="preserve">found but the printed</w:t>
+      </w:r>
+      <w:r>
+        <w:t xml:space="preserve"> </w:t>
+      </w:r>
+      <w:r>
+        <w:t xml:space="preserve">name describes a clearly different scheme, the verdict is</w:t>
+      </w:r>
+      <w:r>
+        <w:t xml:space="preserve"> </w:t>
+      </w:r>
+      <w:r>
+        <w:rPr>
+          <w:rStyle w:val="VerbatimChar"/>
+        </w:rPr>
+        <w:t xml:space="preserve">INSUFFICIENT DATA</w:t>
+      </w:r>
+      <w:r>
+        <w:t xml:space="preserve"> </w:t>
+      </w:r>
+      <w:r>
+        <w:t xml:space="preserve">with an</w:t>
+      </w:r>
+      <w:r>
+        <w:t xml:space="preserve"> </w:t>
+      </w:r>
+      <w:r>
+        <w:t xml:space="preserve">explanation until you check the ISIN against your statement; a mild difference (a likely</w:t>
+      </w:r>
+      <w:r>
+        <w:t xml:space="preserve"> </w:t>
+      </w:r>
+      <w:r>
+        <w:t xml:space="preserve">rename) is only a Data Note.</w:t>
       </w:r>
     </w:p>
     <w:p>
@@ -10378,6 +11290,18 @@
         <w:t xml:space="preserve"> </w:t>
       </w:r>
       <w:r>
+        <w:t xml:space="preserve">or</w:t>
+      </w:r>
+      <w:r>
+        <w:t xml:space="preserve"> </w:t>
+      </w:r>
+      <w:r>
+        <w:t xml:space="preserve">“Name similarity”</w:t>
+      </w:r>
+      <w:r>
+        <w:t xml:space="preserve"> </w:t>
+      </w:r>
+      <w:r>
         <w:t xml:space="preserve">and any</w:t>
       </w:r>
       <w:r>
@@ -12062,403 +12986,947 @@
       </w:r>
     </w:p>
     <w:bookmarkEnd w:id="24"/>
-    <w:bookmarkStart w:id="25" w:name="tests"/>
+    <w:bookmarkStart w:id="25" w:name="walk-forward-validation-walk_forward.py"/>
     <w:p>
       <w:pPr>
         <w:pStyle w:val="Heading2"/>
       </w:pPr>
       <w:r>
-        <w:t xml:space="preserve">Tests</w:t>
+        <w:t xml:space="preserve">8. Walk-forward validation:</w:t>
+      </w:r>
+      <w:r>
+        <w:t xml:space="preserve"> </w:t>
+      </w:r>
+      <w:r>
+        <w:rPr>
+          <w:rStyle w:val="VerbatimChar"/>
+        </w:rPr>
+        <w:t xml:space="preserve">walk_forward.py</w:t>
       </w:r>
     </w:p>
     <w:p>
       <w:pPr>
-        <w:pStyle w:val="SourceCode"/>
-      </w:pPr>
-      <w:r>
-        <w:rPr>
-          <w:rStyle w:val="ExtensionTok"/>
-        </w:rPr>
-        <w:t xml:space="preserve">python</w:t>
-      </w:r>
-      <w:r>
-        <w:rPr>
-          <w:rStyle w:val="NormalTok"/>
-        </w:rPr>
-        <w:t xml:space="preserve"> test_scoring.py                </w:t>
-      </w:r>
-      <w:r>
-        <w:rPr>
-          <w:rStyle w:val="CommentTok"/>
-        </w:rPr>
-        <w:t xml:space="preserve"># 94 checks: weights.ini, scoring engine, extra metrics, data checks, filters, build_marketcap, import_tri</w:t>
-      </w:r>
-      <w:r>
-        <w:br/>
-      </w:r>
-      <w:r>
-        <w:rPr>
-          <w:rStyle w:val="ExtensionTok"/>
-        </w:rPr>
-        <w:t xml:space="preserve">python</w:t>
-      </w:r>
-      <w:r>
-        <w:rPr>
-          <w:rStyle w:val="NormalTok"/>
-        </w:rPr>
-        <w:t xml:space="preserve"> test_pipeline.py               </w:t>
-      </w:r>
-      <w:r>
-        <w:rPr>
-          <w:rStyle w:val="CommentTok"/>
-        </w:rPr>
-        <w:t xml:space="preserve"># 51 checks: shortlist.py end to end (CLI, multi-category, filters, outputs, exit codes) and holdings_import</w:t>
-      </w:r>
-      <w:r>
-        <w:br/>
-      </w:r>
-      <w:r>
-        <w:rPr>
-          <w:rStyle w:val="ExtensionTok"/>
-        </w:rPr>
-        <w:t xml:space="preserve">python</w:t>
-      </w:r>
-      <w:r>
-        <w:rPr>
-          <w:rStyle w:val="NormalTok"/>
-        </w:rPr>
-        <w:t xml:space="preserve"> test_screener_peers.py         </w:t>
-      </w:r>
-      <w:r>
-        <w:rPr>
-          <w:rStyle w:val="CommentTok"/>
-        </w:rPr>
-        <w:t xml:space="preserve"># 17 checks: peer ranking when some funds are left unranked</w:t>
-      </w:r>
-      <w:r>
-        <w:br/>
-      </w:r>
-      <w:r>
-        <w:rPr>
-          <w:rStyle w:val="ExtensionTok"/>
-        </w:rPr>
-        <w:t xml:space="preserve">python</w:t>
-      </w:r>
-      <w:r>
-        <w:rPr>
-          <w:rStyle w:val="NormalTok"/>
-        </w:rPr>
-        <w:t xml:space="preserve"> test_metrics_window.py         </w:t>
-      </w:r>
-      <w:r>
-        <w:rPr>
-          <w:rStyle w:val="CommentTok"/>
-        </w:rPr>
-        <w:t xml:space="preserve"># 18 checks: the aligned 3-year ratio window and the relaxed default filters</w:t>
-      </w:r>
-      <w:r>
-        <w:br/>
-      </w:r>
-      <w:r>
-        <w:rPr>
-          <w:rStyle w:val="ExtensionTok"/>
-        </w:rPr>
-        <w:t xml:space="preserve">python</w:t>
-      </w:r>
-      <w:r>
-        <w:rPr>
-          <w:rStyle w:val="NormalTok"/>
-        </w:rPr>
-        <w:t xml:space="preserve"> test_new_metrics.py            </w:t>
-      </w:r>
-      <w:r>
-        <w:rPr>
-          <w:rStyle w:val="CommentTok"/>
-        </w:rPr>
-        <w:t xml:space="preserve"># 3-year drawdown window, alpha/beta against a known regression, 3y/5y rolling option</w:t>
-      </w:r>
-      <w:r>
-        <w:br/>
-      </w:r>
-      <w:r>
-        <w:rPr>
-          <w:rStyle w:val="ExtensionTok"/>
-        </w:rPr>
-        <w:t xml:space="preserve">python</w:t>
-      </w:r>
-      <w:r>
-        <w:rPr>
-          <w:rStyle w:val="NormalTok"/>
-        </w:rPr>
-        <w:t xml:space="preserve"> test_check_fund.py             </w:t>
-      </w:r>
-      <w:r>
-        <w:rPr>
-          <w:rStyle w:val="CommentTok"/>
-        </w:rPr>
-        <w:t xml:space="preserve"># check_fund.py: name matching, peers, report, exit codes</w:t>
-      </w:r>
-      <w:r>
-        <w:br/>
-      </w:r>
-      <w:r>
-        <w:rPr>
-          <w:rStyle w:val="ExtensionTok"/>
-        </w:rPr>
-        <w:t xml:space="preserve">python</w:t>
-      </w:r>
-      <w:r>
-        <w:rPr>
-          <w:rStyle w:val="NormalTok"/>
-        </w:rPr>
-        <w:t xml:space="preserve"> test_rank_funds.py             </w:t>
-      </w:r>
-      <w:r>
-        <w:rPr>
-          <w:rStyle w:val="CommentTok"/>
-        </w:rPr>
-        <w:t xml:space="preserve"># rank_funds.py: the spec's input checks, units, plan filter, exit codes</w:t>
-      </w:r>
-      <w:r>
-        <w:br/>
-      </w:r>
-      <w:r>
-        <w:rPr>
-          <w:rStyle w:val="ExtensionTok"/>
-        </w:rPr>
-        <w:t xml:space="preserve">python</w:t>
-      </w:r>
-      <w:r>
-        <w:rPr>
-          <w:rStyle w:val="NormalTok"/>
-        </w:rPr>
-        <w:t xml:space="preserve"> test_benchmark.py</w:t>
-      </w:r>
-      <w:r>
-        <w:br/>
-      </w:r>
-      <w:r>
-        <w:rPr>
-          <w:rStyle w:val="ExtensionTok"/>
-        </w:rPr>
-        <w:t xml:space="preserve">python</w:t>
-      </w:r>
-      <w:r>
-        <w:rPr>
-          <w:rStyle w:val="NormalTok"/>
-        </w:rPr>
-        <w:t xml:space="preserve"> test_portfolio_quality.py</w:t>
-      </w:r>
-      <w:r>
-        <w:br/>
-      </w:r>
-      <w:r>
-        <w:rPr>
-          <w:rStyle w:val="ExtensionTok"/>
-        </w:rPr>
-        <w:t xml:space="preserve">python</w:t>
-      </w:r>
-      <w:r>
-        <w:rPr>
-          <w:rStyle w:val="NormalTok"/>
-        </w:rPr>
-        <w:t xml:space="preserve"> test_mf_holdings_screener.py</w:t>
+        <w:pStyle w:val="FirstParagraph"/>
+      </w:pPr>
+      <w:r>
+        <w:t xml:space="preserve">Question:</w:t>
+      </w:r>
+      <w:r>
+        <w:t xml:space="preserve"> </w:t>
+      </w:r>
+      <w:r>
+        <w:rPr>
+          <w:i/>
+          <w:iCs/>
+        </w:rPr>
+        <w:t xml:space="preserve">if I had ranked the funds with this toolkit’s score on a past date, using only the data available then, did the</w:t>
+      </w:r>
+      <w:r>
+        <w:rPr>
+          <w:i/>
+          <w:iCs/>
+        </w:rPr>
+        <w:t xml:space="preserve"> </w:t>
+      </w:r>
+      <w:r>
+        <w:rPr>
+          <w:i/>
+          <w:iCs/>
+        </w:rPr>
+        <w:t xml:space="preserve">top-ranked funds do better afterwards?</w:t>
+      </w:r>
+      <w:r>
+        <w:t xml:space="preserve"> </w:t>
+      </w:r>
+      <w:r>
+        <w:t xml:space="preserve">It uses the toolkit’s own code (</w:t>
+      </w:r>
+      <w:r>
+        <w:rPr>
+          <w:rStyle w:val="VerbatimChar"/>
+        </w:rPr>
+        <w:t xml:space="preserve">fund_universe</w:t>
+      </w:r>
+      <w:r>
+        <w:t xml:space="preserve">,</w:t>
+      </w:r>
+      <w:r>
+        <w:t xml:space="preserve"> </w:t>
+      </w:r>
+      <w:r>
+        <w:rPr>
+          <w:rStyle w:val="VerbatimChar"/>
+        </w:rPr>
+        <w:t xml:space="preserve">metrics</w:t>
+      </w:r>
+      <w:r>
+        <w:t xml:space="preserve">,</w:t>
+      </w:r>
+      <w:r>
+        <w:t xml:space="preserve"> </w:t>
+      </w:r>
+      <w:r>
+        <w:rPr>
+          <w:rStyle w:val="VerbatimChar"/>
+        </w:rPr>
+        <w:t xml:space="preserve">benchmark</w:t>
+      </w:r>
+      <w:r>
+        <w:t xml:space="preserve">,</w:t>
+      </w:r>
+      <w:r>
+        <w:t xml:space="preserve"> </w:t>
+      </w:r>
+      <w:r>
+        <w:rPr>
+          <w:rStyle w:val="VerbatimChar"/>
+        </w:rPr>
+        <w:t xml:space="preserve">extra_metrics</w:t>
+      </w:r>
+      <w:r>
+        <w:t xml:space="preserve">,</w:t>
+      </w:r>
+      <w:r>
+        <w:t xml:space="preserve"> </w:t>
+      </w:r>
+      <w:r>
+        <w:rPr>
+          <w:rStyle w:val="VerbatimChar"/>
+        </w:rPr>
+        <w:t xml:space="preserve">scoring</w:t>
+      </w:r>
+      <w:r>
+        <w:t xml:space="preserve">,</w:t>
+      </w:r>
+      <w:r>
+        <w:t xml:space="preserve"> </w:t>
+      </w:r>
+      <w:r>
+        <w:rPr>
+          <w:rStyle w:val="VerbatimChar"/>
+        </w:rPr>
+        <w:t xml:space="preserve">weights.ini</w:t>
+      </w:r>
+      <w:r>
+        <w:t xml:space="preserve">, the</w:t>
+      </w:r>
+      <w:r>
+        <w:t xml:space="preserve"> </w:t>
+      </w:r>
+      <w:r>
+        <w:rPr>
+          <w:rStyle w:val="VerbatimChar"/>
+        </w:rPr>
+        <w:t xml:space="preserve">config.py</w:t>
+      </w:r>
+      <w:r>
+        <w:t xml:space="preserve"> </w:t>
+      </w:r>
+      <w:r>
+        <w:t xml:space="preserve">hard filters), so it tests exactly the score you use.</w:t>
       </w:r>
     </w:p>
     <w:p>
       <w:pPr>
+        <w:pStyle w:val="SourceCode"/>
+      </w:pPr>
+      <w:r>
+        <w:rPr>
+          <w:rStyle w:val="ExtensionTok"/>
+        </w:rPr>
+        <w:t xml:space="preserve">python</w:t>
+      </w:r>
+      <w:r>
+        <w:rPr>
+          <w:rStyle w:val="NormalTok"/>
+        </w:rPr>
+        <w:t xml:space="preserve"> walk_forward.py                                  </w:t>
+      </w:r>
+      <w:r>
+        <w:rPr>
+          <w:rStyle w:val="CommentTok"/>
+        </w:rPr>
+        <w:t xml:space="preserve"># rank year 2023, 2-year horizon, all categories</w:t>
+      </w:r>
+      <w:r>
+        <w:br/>
+      </w:r>
+      <w:r>
+        <w:rPr>
+          <w:rStyle w:val="ExtensionTok"/>
+        </w:rPr>
+        <w:t xml:space="preserve">python</w:t>
+      </w:r>
+      <w:r>
+        <w:rPr>
+          <w:rStyle w:val="NormalTok"/>
+        </w:rPr>
+        <w:t xml:space="preserve"> walk_forward.py </w:t>
+      </w:r>
+      <w:r>
+        <w:rPr>
+          <w:rStyle w:val="AttributeTok"/>
+        </w:rPr>
+        <w:t xml:space="preserve">--rank-date</w:t>
+      </w:r>
+      <w:r>
+        <w:rPr>
+          <w:rStyle w:val="NormalTok"/>
+        </w:rPr>
+        <w:t xml:space="preserve"> 2023-06-30           </w:t>
+      </w:r>
+      <w:r>
+        <w:rPr>
+          <w:rStyle w:val="CommentTok"/>
+        </w:rPr>
+        <w:t xml:space="preserve"># one explicit date (repeat the option for several)</w:t>
+      </w:r>
+      <w:r>
+        <w:br/>
+      </w:r>
+      <w:r>
+        <w:rPr>
+          <w:rStyle w:val="ExtensionTok"/>
+        </w:rPr>
+        <w:t xml:space="preserve">python</w:t>
+      </w:r>
+      <w:r>
+        <w:rPr>
+          <w:rStyle w:val="NormalTok"/>
+        </w:rPr>
+        <w:t xml:space="preserve"> walk_forward.py </w:t>
+      </w:r>
+      <w:r>
+        <w:rPr>
+          <w:rStyle w:val="AttributeTok"/>
+        </w:rPr>
+        <w:t xml:space="preserve">--category</w:t>
+      </w:r>
+      <w:r>
+        <w:rPr>
+          <w:rStyle w:val="NormalTok"/>
+        </w:rPr>
+        <w:t xml:space="preserve"> </w:t>
+      </w:r>
+      <w:r>
+        <w:rPr>
+          <w:rStyle w:val="StringTok"/>
+        </w:rPr>
+        <w:t xml:space="preserve">"small cap"</w:t>
+      </w:r>
+      <w:r>
+        <w:rPr>
+          <w:rStyle w:val="NormalTok"/>
+        </w:rPr>
+        <w:t xml:space="preserve"> </w:t>
+      </w:r>
+      <w:r>
+        <w:rPr>
+          <w:rStyle w:val="AttributeTok"/>
+        </w:rPr>
+        <w:t xml:space="preserve">--category</w:t>
+      </w:r>
+      <w:r>
+        <w:rPr>
+          <w:rStyle w:val="NormalTok"/>
+        </w:rPr>
+        <w:t xml:space="preserve"> </w:t>
+      </w:r>
+      <w:r>
+        <w:rPr>
+          <w:rStyle w:val="StringTok"/>
+        </w:rPr>
+        <w:t xml:space="preserve">"mid cap"</w:t>
+      </w:r>
+      <w:r>
+        <w:br/>
+      </w:r>
+      <w:r>
+        <w:rPr>
+          <w:rStyle w:val="ExtensionTok"/>
+        </w:rPr>
+        <w:t xml:space="preserve">python</w:t>
+      </w:r>
+      <w:r>
+        <w:rPr>
+          <w:rStyle w:val="NormalTok"/>
+        </w:rPr>
+        <w:t xml:space="preserve"> walk_forward.py </w:t>
+      </w:r>
+      <w:r>
+        <w:rPr>
+          <w:rStyle w:val="AttributeTok"/>
+        </w:rPr>
+        <w:t xml:space="preserve">--offline</w:t>
+      </w:r>
+      <w:r>
+        <w:rPr>
+          <w:rStyle w:val="NormalTok"/>
+        </w:rPr>
+        <w:t xml:space="preserve">                        </w:t>
+      </w:r>
+      <w:r>
+        <w:rPr>
+          <w:rStyle w:val="CommentTok"/>
+        </w:rPr>
+        <w:t xml:space="preserve"># only the NAV files already cached under data/</w:t>
+      </w:r>
+      <w:r>
+        <w:br/>
+      </w:r>
+      <w:r>
+        <w:rPr>
+          <w:rStyle w:val="ExtensionTok"/>
+        </w:rPr>
+        <w:t xml:space="preserve">python</w:t>
+      </w:r>
+      <w:r>
+        <w:rPr>
+          <w:rStyle w:val="NormalTok"/>
+        </w:rPr>
+        <w:t xml:space="preserve"> walk_forward.py </w:t>
+      </w:r>
+      <w:r>
+        <w:rPr>
+          <w:rStyle w:val="AttributeTok"/>
+        </w:rPr>
+        <w:t xml:space="preserve">--no-hard-filters</w:t>
+      </w:r>
+      <w:r>
+        <w:rPr>
+          <w:rStyle w:val="NormalTok"/>
+        </w:rPr>
+        <w:t xml:space="preserve">                </w:t>
+      </w:r>
+      <w:r>
+        <w:rPr>
+          <w:rStyle w:val="CommentTok"/>
+        </w:rPr>
+        <w:t xml:space="preserve"># score every evaluable fund</w:t>
+      </w:r>
+      <w:r>
+        <w:br/>
+      </w:r>
+      <w:r>
+        <w:rPr>
+          <w:rStyle w:val="ExtensionTok"/>
+        </w:rPr>
+        <w:t xml:space="preserve">python</w:t>
+      </w:r>
+      <w:r>
+        <w:rPr>
+          <w:rStyle w:val="NormalTok"/>
+        </w:rPr>
+        <w:t xml:space="preserve"> walk_forward.py </w:t>
+      </w:r>
+      <w:r>
+        <w:rPr>
+          <w:rStyle w:val="AttributeTok"/>
+        </w:rPr>
+        <w:t xml:space="preserve">--weights</w:t>
+      </w:r>
+      <w:r>
+        <w:rPr>
+          <w:rStyle w:val="NormalTok"/>
+        </w:rPr>
+        <w:t xml:space="preserve"> my_weights.ini </w:t>
+      </w:r>
+      <w:r>
+        <w:rPr>
+          <w:rStyle w:val="AttributeTok"/>
+        </w:rPr>
+        <w:t xml:space="preserve">--output-dir</w:t>
+      </w:r>
+      <w:r>
+        <w:rPr>
+          <w:rStyle w:val="NormalTok"/>
+        </w:rPr>
+        <w:t xml:space="preserve"> out </w:t>
+      </w:r>
+      <w:r>
+        <w:rPr>
+          <w:rStyle w:val="AttributeTok"/>
+        </w:rPr>
+        <w:t xml:space="preserve">--seed</w:t>
+      </w:r>
+      <w:r>
+        <w:rPr>
+          <w:rStyle w:val="NormalTok"/>
+        </w:rPr>
+        <w:t xml:space="preserve"> 1</w:t>
+      </w:r>
+    </w:p>
+    <w:p>
+      <w:pPr>
         <w:pStyle w:val="FirstParagraph"/>
       </w:pPr>
-      <w:r>
-        <w:t xml:space="preserve">All run offline on synthetic data (the portfolio test builds SEBI-style</w:t>
-      </w:r>
-      <w:r>
-        <w:t xml:space="preserve"> </w:t>
-      </w:r>
-      <w:r>
-        <w:t xml:space="preserve">workbooks, including fraction-style weights, a zip, stale and malformed files).</w:t>
-      </w:r>
-      <w:r>
-        <w:t xml:space="preserve"> </w:t>
-      </w:r>
-      <w:r>
-        <w:t xml:space="preserve">They check the logic; they have</w:t>
-      </w:r>
-      <w:r>
-        <w:t xml:space="preserve"> </w:t>
-      </w:r>
       <w:r>
         <w:rPr>
           <w:b/>
           <w:bCs/>
         </w:rPr>
+        <w:t xml:space="preserve">Settings you chose:</w:t>
+      </w:r>
+      <w:r>
+        <w:t xml:space="preserve"> </w:t>
+      </w:r>
+      <w:r>
+        <w:t xml:space="preserve">rank date in 2023, forward horizon 2 years, survivor funds only. Because only a year was given, the</w:t>
+      </w:r>
+      <w:r>
+        <w:t xml:space="preserve"> </w:t>
+      </w:r>
+      <w:r>
+        <w:t xml:space="preserve">default rank dates are the four quarter-ends of 2023 (31 Mar, 30 Jun, 30 Sep, 31 Dec); their forward windows overlap, so</w:t>
+      </w:r>
+      <w:r>
+        <w:t xml:space="preserve"> </w:t>
+      </w:r>
+      <w:r>
+        <w:t xml:space="preserve">they are</w:t>
+      </w:r>
+      <w:r>
+        <w:t xml:space="preserve"> </w:t>
+      </w:r>
+      <w:r>
+        <w:rPr>
+          <w:b/>
+          <w:bCs/>
+        </w:rPr>
+        <w:t xml:space="preserve">not four independent tests</w:t>
+      </w:r>
+      <w:r>
+        <w:t xml:space="preserve"> </w:t>
+      </w:r>
+      <w:r>
+        <w:t xml:space="preserve">(the report says so).</w:t>
+      </w:r>
+      <w:r>
+        <w:t xml:space="preserve"> </w:t>
+      </w:r>
+      <w:r>
+        <w:rPr>
+          <w:rStyle w:val="VerbatimChar"/>
+        </w:rPr>
+        <w:t xml:space="preserve">--rank-year</w:t>
+      </w:r>
+      <w:r>
+        <w:t xml:space="preserve">,</w:t>
+      </w:r>
+      <w:r>
+        <w:t xml:space="preserve"> </w:t>
+      </w:r>
+      <w:r>
+        <w:rPr>
+          <w:rStyle w:val="VerbatimChar"/>
+        </w:rPr>
+        <w:t xml:space="preserve">--rank-date</w:t>
+      </w:r>
+      <w:r>
+        <w:t xml:space="preserve">,</w:t>
+      </w:r>
+      <w:r>
+        <w:t xml:space="preserve"> </w:t>
+      </w:r>
+      <w:r>
+        <w:rPr>
+          <w:rStyle w:val="VerbatimChar"/>
+        </w:rPr>
+        <w:t xml:space="preserve">--horizon-years</w:t>
+      </w:r>
+      <w:r>
+        <w:t xml:space="preserve">,</w:t>
+      </w:r>
+      <w:r>
+        <w:t xml:space="preserve"> </w:t>
+      </w:r>
+      <w:r>
+        <w:rPr>
+          <w:rStyle w:val="VerbatimChar"/>
+        </w:rPr>
+        <w:t xml:space="preserve">--category</w:t>
+      </w:r>
+      <w:r>
+        <w:t xml:space="preserve">,</w:t>
+      </w:r>
+      <w:r>
+        <w:t xml:space="preserve"> </w:t>
+      </w:r>
+      <w:r>
+        <w:rPr>
+          <w:rStyle w:val="VerbatimChar"/>
+        </w:rPr>
+        <w:t xml:space="preserve">--permutations</w:t>
+      </w:r>
+      <w:r>
+        <w:t xml:space="preserve"> </w:t>
+      </w:r>
+      <w:r>
+        <w:t xml:space="preserve">(5000),</w:t>
+      </w:r>
+      <w:r>
+        <w:t xml:space="preserve"> </w:t>
+      </w:r>
+      <w:r>
+        <w:rPr>
+          <w:rStyle w:val="VerbatimChar"/>
+        </w:rPr>
+        <w:t xml:space="preserve">--bootstrap</w:t>
+      </w:r>
+      <w:r>
+        <w:t xml:space="preserve"> </w:t>
+      </w:r>
+      <w:r>
+        <w:t xml:space="preserve">(2000),</w:t>
+      </w:r>
+      <w:r>
+        <w:t xml:space="preserve"> </w:t>
+      </w:r>
+      <w:r>
+        <w:rPr>
+          <w:rStyle w:val="VerbatimChar"/>
+        </w:rPr>
+        <w:t xml:space="preserve">--seed</w:t>
+      </w:r>
+      <w:r>
+        <w:t xml:space="preserve">,</w:t>
+      </w:r>
+      <w:r>
+        <w:t xml:space="preserve"> </w:t>
+      </w:r>
+      <w:r>
+        <w:rPr>
+          <w:rStyle w:val="VerbatimChar"/>
+        </w:rPr>
+        <w:t xml:space="preserve">--min-funds</w:t>
+      </w:r>
+      <w:r>
+        <w:t xml:space="preserve">,</w:t>
+      </w:r>
+      <w:r>
+        <w:t xml:space="preserve"> </w:t>
+      </w:r>
+      <w:r>
+        <w:rPr>
+          <w:rStyle w:val="VerbatimChar"/>
+        </w:rPr>
+        <w:t xml:space="preserve">--max-funds-per-category</w:t>
+      </w:r>
+      <w:r>
+        <w:t xml:space="preserve"> </w:t>
+      </w:r>
+      <w:r>
+        <w:t xml:space="preserve">(200) are</w:t>
+      </w:r>
+      <w:r>
+        <w:t xml:space="preserve"> </w:t>
+      </w:r>
+      <w:r>
+        <w:t xml:space="preserve">the other options. Run it online once so</w:t>
+      </w:r>
+      <w:r>
+        <w:t xml:space="preserve"> </w:t>
+      </w:r>
+      <w:r>
+        <w:rPr>
+          <w:rStyle w:val="VerbatimChar"/>
+        </w:rPr>
+        <w:t xml:space="preserve">data/</w:t>
+      </w:r>
+      <w:r>
+        <w:t xml:space="preserve"> </w:t>
+      </w:r>
+      <w:r>
+        <w:t xml:space="preserve">fills (the last date needs NAV data to the end of 2025), then use</w:t>
+      </w:r>
+      <w:r>
+        <w:t xml:space="preserve"> </w:t>
+      </w:r>
+      <w:r>
+        <w:rPr>
+          <w:rStyle w:val="VerbatimChar"/>
+        </w:rPr>
+        <w:t xml:space="preserve">--offline</w:t>
+      </w:r>
+      <w:r>
+        <w:t xml:space="preserve"> </w:t>
+      </w:r>
+      <w:r>
+        <w:t xml:space="preserve">to reuse the cache.</w:t>
+      </w:r>
+    </w:p>
+    <w:p>
+      <w:pPr>
+        <w:pStyle w:val="BodyText"/>
+      </w:pPr>
+      <w:r>
+        <w:rPr>
+          <w:b/>
+          <w:bCs/>
+        </w:rPr>
+        <w:t xml:space="preserve">How it works.</w:t>
+      </w:r>
+      <w:r>
+        <w:t xml:space="preserve"> </w:t>
+      </w:r>
+      <w:r>
+        <w:t xml:space="preserve">For each rank date T: take today’s Direct+Growth schemes of the categories; keep survivors (drop funds</w:t>
+      </w:r>
+      <w:r>
+        <w:t xml:space="preserve"> </w:t>
+      </w:r>
+      <w:r>
+        <w:t xml:space="preserve">whose NAV stopped updating or whose data does not reach T + horizon, and count them);</w:t>
+      </w:r>
+      <w:r>
+        <w:t xml:space="preserve"> </w:t>
+      </w:r>
+      <w:r>
+        <w:rPr>
+          <w:b/>
+          <w:bCs/>
+        </w:rPr>
+        <w:t xml:space="preserve">cut every NAV and the benchmark at</w:t>
+      </w:r>
+      <w:r>
+        <w:rPr>
+          <w:b/>
+          <w:bCs/>
+        </w:rPr>
+        <w:t xml:space="preserve"> </w:t>
+      </w:r>
+      <w:r>
+        <w:rPr>
+          <w:b/>
+          <w:bCs/>
+        </w:rPr>
+        <w:t xml:space="preserve">T</w:t>
+      </w:r>
+      <w:r>
+        <w:t xml:space="preserve"> </w:t>
+      </w:r>
+      <w:r>
+        <w:t xml:space="preserve">so nothing from the future is used; compute the metrics, apply the hard filters, score and rank within each AMFI</w:t>
+      </w:r>
+      <w:r>
+        <w:t xml:space="preserve"> </w:t>
+      </w:r>
+      <w:r>
+        <w:t xml:space="preserve">category with the</w:t>
+      </w:r>
+      <w:r>
+        <w:t xml:space="preserve"> </w:t>
+      </w:r>
+      <w:r>
+        <w:rPr>
+          <w:rStyle w:val="VerbatimChar"/>
+        </w:rPr>
+        <w:t xml:space="preserve">weights.ini</w:t>
+      </w:r>
+      <w:r>
+        <w:t xml:space="preserve"> </w:t>
+      </w:r>
+      <w:r>
+        <w:t xml:space="preserve">weights and policy; then measure the forward return</w:t>
+      </w:r>
+      <w:r>
+        <w:t xml:space="preserve"> </w:t>
+      </w:r>
+      <w:r>
+        <w:rPr>
+          <w:rStyle w:val="VerbatimChar"/>
+        </w:rPr>
+        <w:t xml:space="preserve">(NAV(T+h)/NAV(T))^(1/h) - 1</w:t>
+      </w:r>
+      <w:r>
+        <w:t xml:space="preserve"> </w:t>
+      </w:r>
+      <w:r>
+        <w:t xml:space="preserve">and the</w:t>
+      </w:r>
+      <w:r>
+        <w:t xml:space="preserve"> </w:t>
+      </w:r>
+      <w:r>
+        <w:t xml:space="preserve">forward excess over the median of the same category and date.</w:t>
+      </w:r>
+      <w:r>
+        <w:t xml:space="preserve"> </w:t>
+      </w:r>
+      <w:r>
+        <w:rPr>
+          <w:rStyle w:val="VerbatimChar"/>
+        </w:rPr>
+        <w:t xml:space="preserve">portfolio_quality</w:t>
+      </w:r>
+      <w:r>
+        <w:t xml:space="preserve"> </w:t>
+      </w:r>
+      <w:r>
+        <w:t xml:space="preserve">is left missing for everyone, because the</w:t>
+      </w:r>
+      <w:r>
+        <w:t xml:space="preserve"> </w:t>
+      </w:r>
+      <w:r>
+        <w:t xml:space="preserve">holdings files are today’s, not point-in-time.</w:t>
+      </w:r>
+    </w:p>
+    <w:p>
+      <w:pPr>
+        <w:pStyle w:val="BodyText"/>
+      </w:pPr>
+      <w:r>
+        <w:rPr>
+          <w:b/>
+          <w:bCs/>
+        </w:rPr>
+        <w:t xml:space="preserve">Statistics reported</w:t>
+      </w:r>
+      <w:r>
+        <w:t xml:space="preserve"> </w:t>
+      </w:r>
+      <w:r>
+        <w:t xml:space="preserve">(categories with at least</w:t>
+      </w:r>
+      <w:r>
+        <w:t xml:space="preserve"> </w:t>
+      </w:r>
+      <w:r>
+        <w:rPr>
+          <w:rStyle w:val="VerbatimChar"/>
+        </w:rPr>
+        <w:t xml:space="preserve">--min-funds</w:t>
+      </w:r>
+      <w:r>
+        <w:t xml:space="preserve"> </w:t>
+      </w:r>
+      <w:r>
+        <w:t xml:space="preserve">ranked funds): Spearman rank correlation (IC) between the</w:t>
+      </w:r>
+      <w:r>
+        <w:t xml:space="preserve"> </w:t>
+      </w:r>
+      <w:r>
+        <w:t xml:space="preserve">ranking score and forward excess return, averaged over dates, with a one-sided permutation p-value that shuffles whole funds</w:t>
+      </w:r>
+      <w:r>
+        <w:t xml:space="preserve"> </w:t>
+      </w:r>
+      <w:r>
+        <w:t xml:space="preserve">inside each category; quartiles of the ranking (Q1 = top 25%) with mean forward return, excess and hit rate; the Q1 minus</w:t>
+      </w:r>
+      <w:r>
+        <w:t xml:space="preserve"> </w:t>
+      </w:r>
+      <w:r>
+        <w:t xml:space="preserve">Q4 spread with a 90% cluster-bootstrap interval; baselines (trailing 3-year CAGR alone, trailing 1-year CAGR alone, and each</w:t>
+      </w:r>
+      <w:r>
+        <w:t xml:space="preserve"> </w:t>
+      </w:r>
+      <w:r>
+        <w:t xml:space="preserve">weighted metric alone); and a diagnostic comparing funds removed by the hard filters with the ones kept.</w:t>
+      </w:r>
+    </w:p>
+    <w:p>
+      <w:pPr>
+        <w:pStyle w:val="BodyText"/>
+      </w:pPr>
+      <w:r>
+        <w:rPr>
+          <w:b/>
+          <w:bCs/>
+        </w:rPr>
+        <w:t xml:space="preserve">Output</w:t>
+      </w:r>
+      <w:r>
+        <w:t xml:space="preserve"> </w:t>
+      </w:r>
+      <w:r>
+        <w:t xml:space="preserve">in</w:t>
+      </w:r>
+      <w:r>
+        <w:t xml:space="preserve"> </w:t>
+      </w:r>
+      <w:r>
+        <w:rPr>
+          <w:rStyle w:val="VerbatimChar"/>
+        </w:rPr>
+        <w:t xml:space="preserve">--output-dir</w:t>
+      </w:r>
+      <w:r>
+        <w:t xml:space="preserve"> </w:t>
+      </w:r>
+      <w:r>
+        <w:t xml:space="preserve">(default</w:t>
+      </w:r>
+      <w:r>
+        <w:t xml:space="preserve"> </w:t>
+      </w:r>
+      <w:r>
+        <w:rPr>
+          <w:rStyle w:val="VerbatimChar"/>
+        </w:rPr>
+        <w:t xml:space="preserve">output/</w:t>
+      </w:r>
+      <w:r>
+        <w:t xml:space="preserve">):</w:t>
+      </w:r>
+      <w:r>
+        <w:t xml:space="preserve"> </w:t>
+      </w:r>
+      <w:r>
+        <w:rPr>
+          <w:rStyle w:val="VerbatimChar"/>
+        </w:rPr>
+        <w:t xml:space="preserve">walk_forward.md</w:t>
+      </w:r>
+      <w:r>
+        <w:t xml:space="preserve"> </w:t>
+      </w:r>
+      <w:r>
+        <w:t xml:space="preserve">(the report),</w:t>
+      </w:r>
+      <w:r>
+        <w:t xml:space="preserve"> </w:t>
+      </w:r>
+      <w:r>
+        <w:rPr>
+          <w:rStyle w:val="VerbatimChar"/>
+        </w:rPr>
+        <w:t xml:space="preserve">walk_forward.csv</w:t>
+      </w:r>
+      <w:r>
+        <w:t xml:space="preserve"> </w:t>
+      </w:r>
+      <w:r>
+        <w:t xml:space="preserve">(one row per fund per</w:t>
+      </w:r>
+      <w:r>
+        <w:t xml:space="preserve"> </w:t>
+      </w:r>
+      <w:r>
+        <w:t xml:space="preserve">date),</w:t>
+      </w:r>
+      <w:r>
+        <w:t xml:space="preserve"> </w:t>
+      </w:r>
+      <w:r>
+        <w:rPr>
+          <w:rStyle w:val="VerbatimChar"/>
+        </w:rPr>
+        <w:t xml:space="preserve">walk_forward_summary.csv</w:t>
+      </w:r>
+      <w:r>
+        <w:t xml:space="preserve">,</w:t>
+      </w:r>
+      <w:r>
+        <w:t xml:space="preserve"> </w:t>
+      </w:r>
+      <w:r>
+        <w:rPr>
+          <w:rStyle w:val="VerbatimChar"/>
+        </w:rPr>
+        <w:t xml:space="preserve">walk_forward_log.txt</w:t>
+      </w:r>
+      <w:r>
+        <w:t xml:space="preserve">. Exit status 0 = written, 1 = nothing could be evaluated, 2 = bad</w:t>
+      </w:r>
+      <w:r>
+        <w:t xml:space="preserve"> </w:t>
+      </w:r>
+      <w:r>
+        <w:t xml:space="preserve">command line / weights file / date, or NAV data that does not reach the forward window.</w:t>
+      </w:r>
+    </w:p>
+    <w:p>
+      <w:pPr>
+        <w:pStyle w:val="BodyText"/>
+      </w:pPr>
+      <w:r>
+        <w:rPr>
+          <w:b/>
+          <w:bCs/>
+        </w:rPr>
+        <w:t xml:space="preserve">Read the result with care.</w:t>
+      </w:r>
+      <w:r>
+        <w:t xml:space="preserve"> </w:t>
+      </w:r>
+      <w:r>
+        <w:t xml:space="preserve">One market period, a few hundred fund-observations at best, overlapping windows, survivors</w:t>
+      </w:r>
+      <w:r>
+        <w:t xml:space="preserve"> </w:t>
+      </w:r>
+      <w:r>
+        <w:t xml:space="preserve">only (this flatters every score, including the baselines), today’s fund universe, an index-fund proxy as benchmark unless</w:t>
+      </w:r>
+      <w:r>
+        <w:t xml:space="preserve"> </w:t>
+      </w:r>
+      <w:r>
+        <w:t xml:space="preserve">you supplied a TRI csv, and no point-in-time portfolio quality. A significant IC means the ranking carried information in</w:t>
+      </w:r>
+      <w:r>
+        <w:t xml:space="preserve"> </w:t>
+      </w:r>
+      <w:r>
+        <w:t xml:space="preserve">this sample; it does not mean it will next time. On synthetic data with no real skill the test raised a false positive in</w:t>
+      </w:r>
+      <w:r>
+        <w:t xml:space="preserve"> </w:t>
+      </w:r>
+      <w:r>
+        <w:t xml:space="preserve">about 3-7% of runs and detected a planted signal; it has</w:t>
+      </w:r>
+      <w:r>
+        <w:t xml:space="preserve"> </w:t>
+      </w:r>
+      <w:r>
+        <w:rPr>
+          <w:b/>
+          <w:bCs/>
+        </w:rPr>
         <w:t xml:space="preserve">not</w:t>
       </w:r>
       <w:r>
         <w:t xml:space="preserve"> </w:t>
       </w:r>
       <w:r>
-        <w:t xml:space="preserve">been run against real AMC files or the live</w:t>
-      </w:r>
-      <w:r>
-        <w:t xml:space="preserve"> </w:t>
-      </w:r>
-      <w:r>
-        <w:t xml:space="preserve">mfapi.in / AMFI services.</w:t>
-      </w:r>
-      <w:r>
-        <w:t xml:space="preserve"> </w:t>
-      </w:r>
-      <w:r>
-        <w:rPr>
-          <w:rStyle w:val="VerbatimChar"/>
-        </w:rPr>
-        <w:t xml:space="preserve">test_pipeline.py</w:t>
-      </w:r>
-      <w:r>
-        <w:t xml:space="preserve"> </w:t>
-      </w:r>
-      <w:r>
-        <w:t xml:space="preserve">replaces the data layer (scheme list,</w:t>
-      </w:r>
-      <w:r>
-        <w:t xml:space="preserve"> </w:t>
-      </w:r>
-      <w:r>
-        <w:t xml:space="preserve">NAV download, benchmark, holdings) with a simulation, so it proves the plumbing</w:t>
-      </w:r>
-      <w:r>
-        <w:t xml:space="preserve"> </w:t>
-      </w:r>
-      <w:r>
-        <w:t xml:space="preserve">and the outputs, not the live integrations.</w:t>
-      </w:r>
-      <w:r>
-        <w:t xml:space="preserve"> </w:t>
-      </w:r>
-      <w:r>
-        <w:rPr>
-          <w:rStyle w:val="VerbatimChar"/>
-        </w:rPr>
-        <w:t xml:space="preserve">test_mf_holdings_screener.py</w:t>
-      </w:r>
-      <w:r>
-        <w:t xml:space="preserve"> </w:t>
-      </w:r>
-      <w:r>
-        <w:t xml:space="preserve">uses</w:t>
-      </w:r>
-      <w:r>
-        <w:t xml:space="preserve"> </w:t>
-      </w:r>
-      <w:r>
-        <w:t xml:space="preserve">synthetic NAV series and a synthetic AMFI file; it checks the ISIN/name mapping, the</w:t>
-      </w:r>
-      <w:r>
-        <w:t xml:space="preserve"> </w:t>
-      </w:r>
-      <w:r>
-        <w:t xml:space="preserve">verdict rules, the peer ranking and the output file, and says nothing about real</w:t>
-      </w:r>
-      <w:r>
-        <w:t xml:space="preserve"> </w:t>
-      </w:r>
-      <w:r>
-        <w:t xml:space="preserve">funds.</w:t>
-      </w:r>
-      <w:r>
-        <w:t xml:space="preserve"> </w:t>
-      </w:r>
-      <w:r>
-        <w:rPr>
-          <w:rStyle w:val="VerbatimChar"/>
-        </w:rPr>
-        <w:t xml:space="preserve">cdsl_holdings_to_xls.py</w:t>
-      </w:r>
-      <w:r>
-        <w:t xml:space="preserve"> </w:t>
-      </w:r>
-      <w:r>
-        <w:t xml:space="preserve">has no automated tests; it was checked by running it</w:t>
-      </w:r>
-      <w:r>
-        <w:t xml:space="preserve"> </w:t>
-      </w:r>
-      <w:r>
-        <w:t xml:space="preserve">on one real statement and reconciling against the printed totals.</w:t>
-      </w:r>
-      <w:r>
-        <w:t xml:space="preserve"> </w:t>
-      </w:r>
-      <w:r>
-        <w:rPr>
-          <w:rStyle w:val="VerbatimChar"/>
-        </w:rPr>
-        <w:t xml:space="preserve">compare_funds.py</w:t>
-      </w:r>
-      <w:r>
-        <w:t xml:space="preserve"> </w:t>
-      </w:r>
-      <w:r>
-        <w:t xml:space="preserve">has no</w:t>
-      </w:r>
-      <w:r>
-        <w:t xml:space="preserve"> </w:t>
-      </w:r>
-      <w:r>
-        <w:rPr>
-          <w:rStyle w:val="VerbatimChar"/>
-        </w:rPr>
-        <w:t xml:space="preserve">test_compare_funds.py</w:t>
-      </w:r>
-      <w:r>
-        <w:t xml:space="preserve"> </w:t>
-      </w:r>
-      <w:r>
-        <w:t xml:space="preserve">yet: only its input-file reading was tried (on small</w:t>
-      </w:r>
-      <w:r>
-        <w:t xml:space="preserve"> </w:t>
-      </w:r>
-      <w:r>
-        <w:rPr>
-          <w:rStyle w:val="VerbatimChar"/>
-        </w:rPr>
-        <w:t xml:space="preserve">.xlsx</w:t>
-      </w:r>
-      <w:r>
-        <w:t xml:space="preserve"> </w:t>
-      </w:r>
-      <w:r>
-        <w:t xml:space="preserve">and HTML-as-</w:t>
-      </w:r>
-      <w:r>
-        <w:rPr>
-          <w:rStyle w:val="VerbatimChar"/>
-        </w:rPr>
-        <w:t xml:space="preserve">.xls</w:t>
-      </w:r>
-      <w:r>
-        <w:t xml:space="preserve"> </w:t>
-      </w:r>
-      <w:r>
-        <w:t xml:space="preserve">files) and it passes a syntax check; the comparison itself</w:t>
-      </w:r>
-      <w:r>
-        <w:t xml:space="preserve"> </w:t>
-      </w:r>
-      <w:r>
-        <w:t xml:space="preserve">has not been run.</w:t>
+        <w:t xml:space="preserve">been run on real NAV data yet. Not investment advice.</w:t>
       </w:r>
     </w:p>
     <w:bookmarkEnd w:id="25"/>
-    <w:bookmarkStart w:id="26" w:name="X0a50dc15ea651493d7c5dc390a352185f13b08d"/>
+    <w:bookmarkStart w:id="26" w:name="X8c866a374bc277f75bfbc3670778b52b2ef1a1e"/>
     <w:p>
       <w:pPr>
         <w:pStyle w:val="Heading2"/>
       </w:pPr>
       <w:r>
-        <w:t xml:space="preserve">Things not yet proven against live services</w:t>
+        <w:t xml:space="preserve">9. Name matching and ISIN verification (</w:t>
+      </w:r>
+      <w:r>
+        <w:rPr>
+          <w:rStyle w:val="VerbatimChar"/>
+        </w:rPr>
+        <w:t xml:space="preserve">name_match.py</w:t>
+      </w:r>
+      <w:r>
+        <w:t xml:space="preserve">,</w:t>
+      </w:r>
+      <w:r>
+        <w:t xml:space="preserve"> </w:t>
+      </w:r>
+      <w:r>
+        <w:rPr>
+          <w:rStyle w:val="VerbatimChar"/>
+        </w:rPr>
+        <w:t xml:space="preserve">isin_verify.py</w:t>
+      </w:r>
+      <w:r>
+        <w:t xml:space="preserve">)</w:t>
       </w:r>
     </w:p>
     <w:p>
@@ -12466,49 +13934,74 @@
         <w:pStyle w:val="FirstParagraph"/>
       </w:pPr>
       <w:r>
-        <w:t xml:space="preserve">These have only ever run on synthetic data. Run</w:t>
-      </w:r>
-      <w:r>
-        <w:t xml:space="preserve"> </w:t>
-      </w:r>
-      <w:r>
-        <w:rPr>
-          <w:rStyle w:val="VerbatimChar"/>
-        </w:rPr>
-        <w:t xml:space="preserve">python live_check.py</w:t>
-      </w:r>
-      <w:r>
-        <w:t xml:space="preserve"> </w:t>
-      </w:r>
-      <w:r>
-        <w:t xml:space="preserve">once on a</w:t>
-      </w:r>
-      <w:r>
-        <w:t xml:space="preserve"> </w:t>
-      </w:r>
-      <w:r>
-        <w:t xml:space="preserve">computer with internet access (add</w:t>
-      </w:r>
-      <w:r>
-        <w:t xml:space="preserve"> </w:t>
-      </w:r>
-      <w:r>
-        <w:rPr>
-          <w:rStyle w:val="VerbatimChar"/>
-        </w:rPr>
-        <w:t xml:space="preserve">--holdings</w:t>
-      </w:r>
-      <w:r>
-        <w:t xml:space="preserve"> </w:t>
-      </w:r>
-      <w:r>
-        <w:t xml:space="preserve">to try the AMC downloaders); it prints</w:t>
-      </w:r>
-      <w:r>
-        <w:t xml:space="preserve"> </w:t>
-      </w:r>
-      <w:r>
-        <w:t xml:space="preserve">PASS / WARN / FAIL per step and exits non-zero on a failure:</w:t>
+        <w:rPr>
+          <w:b/>
+          <w:bCs/>
+        </w:rPr>
+        <w:t xml:space="preserve">Name matching fallback.</w:t>
+      </w:r>
+      <w:r>
+        <w:t xml:space="preserve"> </w:t>
+      </w:r>
+      <w:r>
+        <w:t xml:space="preserve">The existing exact / difflib matching always runs first, unchanged. Only when it finds nothing</w:t>
+      </w:r>
+      <w:r>
+        <w:t xml:space="preserve"> </w:t>
+      </w:r>
+      <w:r>
+        <w:t xml:space="preserve">is</w:t>
+      </w:r>
+      <w:r>
+        <w:t xml:space="preserve"> </w:t>
+      </w:r>
+      <w:r>
+        <w:rPr>
+          <w:rStyle w:val="VerbatimChar"/>
+        </w:rPr>
+        <w:t xml:space="preserve">name_match.py</w:t>
+      </w:r>
+      <w:r>
+        <w:t xml:space="preserve"> </w:t>
+      </w:r>
+      <w:r>
+        <w:t xml:space="preserve">asked, in</w:t>
+      </w:r>
+      <w:r>
+        <w:t xml:space="preserve"> </w:t>
+      </w:r>
+      <w:r>
+        <w:rPr>
+          <w:rStyle w:val="VerbatimChar"/>
+        </w:rPr>
+        <w:t xml:space="preserve">mf_holdings_screener.py</w:t>
+      </w:r>
+      <w:r>
+        <w:t xml:space="preserve"> </w:t>
+      </w:r>
+      <w:r>
+        <w:t xml:space="preserve">(CAS name -&gt; AMFI scheme) and</w:t>
+      </w:r>
+      <w:r>
+        <w:t xml:space="preserve"> </w:t>
+      </w:r>
+      <w:r>
+        <w:rPr>
+          <w:rStyle w:val="VerbatimChar"/>
+        </w:rPr>
+        <w:t xml:space="preserve">portfolio_quality.py</w:t>
+      </w:r>
+      <w:r>
+        <w:t xml:space="preserve"> </w:t>
+      </w:r>
+      <w:r>
+        <w:t xml:space="preserve">(sheet title -&gt;</w:t>
+      </w:r>
+      <w:r>
+        <w:t xml:space="preserve"> </w:t>
+      </w:r>
+      <w:r>
+        <w:t xml:space="preserve">scheme). A fallback match must pass every step:</w:t>
       </w:r>
     </w:p>
     <w:p>
@@ -12520,7 +14013,61 @@
         </w:numPr>
       </w:pPr>
       <w:r>
-        <w:t xml:space="preserve">mfapi.in scheme master, category lookup and NAV download</w:t>
+        <w:t xml:space="preserve">a canonical form (scheme code prefix, brackets and plan words removed,</w:t>
+      </w:r>
+      <w:r>
+        <w:t xml:space="preserve"> </w:t>
+      </w:r>
+      <w:r>
+        <w:rPr>
+          <w:rStyle w:val="VerbatimChar"/>
+        </w:rPr>
+        <w:t xml:space="preserve">&amp;</w:t>
+      </w:r>
+      <w:r>
+        <w:t xml:space="preserve"> </w:t>
+      </w:r>
+      <w:r>
+        <w:t xml:space="preserve">-&gt;</w:t>
+      </w:r>
+      <w:r>
+        <w:t xml:space="preserve"> </w:t>
+      </w:r>
+      <w:r>
+        <w:rPr>
+          <w:rStyle w:val="VerbatimChar"/>
+        </w:rPr>
+        <w:t xml:space="preserve">and</w:t>
+      </w:r>
+      <w:r>
+        <w:t xml:space="preserve">,</w:t>
+      </w:r>
+      <w:r>
+        <w:t xml:space="preserve"> </w:t>
+      </w:r>
+      <w:r>
+        <w:t xml:space="preserve">“mid cap”</w:t>
+      </w:r>
+      <w:r>
+        <w:t xml:space="preserve"> </w:t>
+      </w:r>
+      <w:r>
+        <w:t xml:space="preserve">-&gt;</w:t>
+      </w:r>
+      <w:r>
+        <w:t xml:space="preserve"> </w:t>
+      </w:r>
+      <w:r>
+        <w:t xml:space="preserve">“midcap”</w:t>
+      </w:r>
+      <w:r>
+        <w:t xml:space="preserve">, letters and</w:t>
+      </w:r>
+      <w:r>
+        <w:t xml:space="preserve"> </w:t>
+      </w:r>
+      <w:r>
+        <w:t xml:space="preserve">digits split);</w:t>
       </w:r>
     </w:p>
     <w:p>
@@ -12532,16 +14079,28 @@
         </w:numPr>
       </w:pPr>
       <w:r>
-        <w:t xml:space="preserve">the benchmark proxy search for every category in</w:t>
-      </w:r>
-      <w:r>
-        <w:t xml:space="preserve"> </w:t>
-      </w:r>
-      <w:r>
-        <w:rPr>
-          <w:rStyle w:val="VerbatimChar"/>
-        </w:rPr>
-        <w:t xml:space="preserve">config.BENCHMARKS</w:t>
+        <w:t xml:space="preserve">similarity of at least</w:t>
+      </w:r>
+      <w:r>
+        <w:t xml:space="preserve"> </w:t>
+      </w:r>
+      <w:r>
+        <w:rPr>
+          <w:rStyle w:val="VerbatimChar"/>
+        </w:rPr>
+        <w:t xml:space="preserve">NAME_FALLBACK_MIN</w:t>
+      </w:r>
+      <w:r>
+        <w:t xml:space="preserve"> </w:t>
+      </w:r>
+      <w:r>
+        <w:t xml:space="preserve">(0.80): character n-gram cosine (pure Python), or the better of that and a</w:t>
+      </w:r>
+      <w:r>
+        <w:t xml:space="preserve"> </w:t>
+      </w:r>
+      <w:r>
+        <w:t xml:space="preserve">sentence-embedding similarity if a local model is installed;</w:t>
       </w:r>
     </w:p>
     <w:p>
@@ -12553,34 +14112,50 @@
         </w:numPr>
       </w:pPr>
       <w:r>
-        <w:t xml:space="preserve">AMFI’s</w:t>
-      </w:r>
-      <w:r>
-        <w:t xml:space="preserve"> </w:t>
-      </w:r>
-      <w:r>
-        <w:rPr>
-          <w:rStyle w:val="VerbatimChar"/>
-        </w:rPr>
-        <w:t xml:space="preserve">NAVAll.txt</w:t>
-      </w:r>
-      <w:r>
-        <w:t xml:space="preserve"> </w:t>
-      </w:r>
-      <w:r>
-        <w:t xml:space="preserve">(used by</w:t>
-      </w:r>
-      <w:r>
-        <w:t xml:space="preserve"> </w:t>
-      </w:r>
-      <w:r>
-        <w:rPr>
-          <w:rStyle w:val="VerbatimChar"/>
-        </w:rPr>
-        <w:t xml:space="preserve">mf_holdings_screener.py</w:t>
-      </w:r>
-      <w:r>
-        <w:t xml:space="preserve">)</w:t>
+        <w:t xml:space="preserve">a</w:t>
+      </w:r>
+      <w:r>
+        <w:t xml:space="preserve"> </w:t>
+      </w:r>
+      <w:r>
+        <w:rPr>
+          <w:b/>
+          <w:bCs/>
+        </w:rPr>
+        <w:t xml:space="preserve">guard</w:t>
+      </w:r>
+      <w:r>
+        <w:t xml:space="preserve">: the pair is refused when each name has words the other lacks, when a word they disagree on is a number or a</w:t>
+      </w:r>
+      <w:r>
+        <w:t xml:space="preserve"> </w:t>
+      </w:r>
+      <w:r>
+        <w:t xml:space="preserve">category/type word (small, mid, large, index, etf, liquid, nifty …), or when fewer than two words are shared. So</w:t>
+      </w:r>
+      <w:r>
+        <w:t xml:space="preserve"> </w:t>
+      </w:r>
+      <w:r>
+        <w:t xml:space="preserve">“Axis Small Cap”</w:t>
+      </w:r>
+      <w:r>
+        <w:t xml:space="preserve"> </w:t>
+      </w:r>
+      <w:r>
+        <w:t xml:space="preserve">never matches</w:t>
+      </w:r>
+      <w:r>
+        <w:t xml:space="preserve"> </w:t>
+      </w:r>
+      <w:r>
+        <w:t xml:space="preserve">“Axis Mid Cap”</w:t>
+      </w:r>
+      <w:r>
+        <w:t xml:space="preserve"> </w:t>
+      </w:r>
+      <w:r>
+        <w:t xml:space="preserve">however similar a model thinks they are;</w:t>
       </w:r>
     </w:p>
     <w:p>
@@ -12592,22 +14167,1165 @@
         </w:numPr>
       </w:pPr>
       <w:r>
-        <w:t xml:space="preserve">the three</w:t>
-      </w:r>
-      <w:r>
-        <w:t xml:space="preserve"> </w:t>
-      </w:r>
-      <w:r>
-        <w:rPr>
-          <w:rStyle w:val="VerbatimChar"/>
-        </w:rPr>
-        <w:t xml:space="preserve">auto</w:t>
-      </w:r>
-      <w:r>
-        <w:t xml:space="preserve"> </w:t>
-      </w:r>
-      <w:r>
-        <w:t xml:space="preserve">AMC portfolio downloaders</w:t>
+        <w:t xml:space="preserve">a lead of at least</w:t>
+      </w:r>
+      <w:r>
+        <w:t xml:space="preserve"> </w:t>
+      </w:r>
+      <w:r>
+        <w:rPr>
+          <w:rStyle w:val="VerbatimChar"/>
+        </w:rPr>
+        <w:t xml:space="preserve">NAME_FALLBACK_MARGIN</w:t>
+      </w:r>
+      <w:r>
+        <w:t xml:space="preserve"> </w:t>
+      </w:r>
+      <w:r>
+        <w:t xml:space="preserve">(0.04) over the runner-up, and no two candidates with the same canonical name.</w:t>
+      </w:r>
+    </w:p>
+    <w:p>
+      <w:pPr>
+        <w:pStyle w:val="FirstParagraph"/>
+      </w:pPr>
+      <w:r>
+        <w:t xml:space="preserve">Matches are labelled</w:t>
+      </w:r>
+      <w:r>
+        <w:t xml:space="preserve"> </w:t>
+      </w:r>
+      <w:r>
+        <w:t xml:space="preserve">“(verify)”</w:t>
+      </w:r>
+      <w:r>
+        <w:t xml:space="preserve">. In the screener, an ISIN that is found but whose AMFI name conflicts with the printed name</w:t>
+      </w:r>
+      <w:r>
+        <w:t xml:space="preserve"> </w:t>
+      </w:r>
+      <w:r>
+        <w:t xml:space="preserve">(</w:t>
+      </w:r>
+      <w:r>
+        <w:rPr>
+          <w:rStyle w:val="VerbatimChar"/>
+        </w:rPr>
+        <w:t xml:space="preserve">severe</w:t>
+      </w:r>
+      <w:r>
+        <w:t xml:space="preserve">: guard failed and similarity below</w:t>
+      </w:r>
+      <w:r>
+        <w:t xml:space="preserve"> </w:t>
+      </w:r>
+      <w:r>
+        <w:rPr>
+          <w:rStyle w:val="VerbatimChar"/>
+        </w:rPr>
+        <w:t xml:space="preserve">NAME_CONFLICT_MAX</w:t>
+      </w:r>
+      <w:r>
+        <w:t xml:space="preserve"> </w:t>
+      </w:r>
+      <w:r>
+        <w:t xml:space="preserve">= 0.55) gives</w:t>
+      </w:r>
+      <w:r>
+        <w:t xml:space="preserve"> </w:t>
+      </w:r>
+      <w:r>
+        <w:rPr>
+          <w:rStyle w:val="VerbatimChar"/>
+        </w:rPr>
+        <w:t xml:space="preserve">INSUFFICIENT DATA</w:t>
+      </w:r>
+      <w:r>
+        <w:t xml:space="preserve">; a milder difference is</w:t>
+      </w:r>
+      <w:r>
+        <w:t xml:space="preserve"> </w:t>
+      </w:r>
+      <w:r>
+        <w:t xml:space="preserve">a Data Note. Settings, all optional in</w:t>
+      </w:r>
+      <w:r>
+        <w:t xml:space="preserve"> </w:t>
+      </w:r>
+      <w:r>
+        <w:rPr>
+          <w:rStyle w:val="VerbatimChar"/>
+        </w:rPr>
+        <w:t xml:space="preserve">config.py</w:t>
+      </w:r>
+      <w:r>
+        <w:t xml:space="preserve"> </w:t>
+      </w:r>
+      <w:r>
+        <w:t xml:space="preserve">(defaults are in</w:t>
+      </w:r>
+      <w:r>
+        <w:t xml:space="preserve"> </w:t>
+      </w:r>
+      <w:r>
+        <w:rPr>
+          <w:rStyle w:val="VerbatimChar"/>
+        </w:rPr>
+        <w:t xml:space="preserve">name_match.py</w:t>
+      </w:r>
+      <w:r>
+        <w:t xml:space="preserve">):</w:t>
+      </w:r>
+      <w:r>
+        <w:t xml:space="preserve"> </w:t>
+      </w:r>
+      <w:r>
+        <w:rPr>
+          <w:rStyle w:val="VerbatimChar"/>
+        </w:rPr>
+        <w:t xml:space="preserve">NAME_EMBED_ENABLED</w:t>
+      </w:r>
+      <w:r>
+        <w:t xml:space="preserve"> </w:t>
+      </w:r>
+      <w:r>
+        <w:t xml:space="preserve">(True),</w:t>
+      </w:r>
+      <w:r>
+        <w:t xml:space="preserve"> </w:t>
+      </w:r>
+      <w:r>
+        <w:rPr>
+          <w:rStyle w:val="VerbatimChar"/>
+        </w:rPr>
+        <w:t xml:space="preserve">NAME_EMBED_MODEL</w:t>
+      </w:r>
+      <w:r>
+        <w:t xml:space="preserve"> </w:t>
+      </w:r>
+      <w:r>
+        <w:t xml:space="preserve">(</w:t>
+      </w:r>
+      <w:r>
+        <w:rPr>
+          <w:rStyle w:val="VerbatimChar"/>
+        </w:rPr>
+        <w:t xml:space="preserve">models/name-embedder</w:t>
+      </w:r>
+      <w:r>
+        <w:t xml:space="preserve">),</w:t>
+      </w:r>
+      <w:r>
+        <w:t xml:space="preserve"> </w:t>
+      </w:r>
+      <w:r>
+        <w:rPr>
+          <w:rStyle w:val="VerbatimChar"/>
+        </w:rPr>
+        <w:t xml:space="preserve">NAME_FALLBACK_MIN</w:t>
+      </w:r>
+      <w:r>
+        <w:t xml:space="preserve">,</w:t>
+      </w:r>
+      <w:r>
+        <w:t xml:space="preserve"> </w:t>
+      </w:r>
+      <w:r>
+        <w:rPr>
+          <w:rStyle w:val="VerbatimChar"/>
+        </w:rPr>
+        <w:t xml:space="preserve">NAME_FALLBACK_MARGIN</w:t>
+      </w:r>
+      <w:r>
+        <w:t xml:space="preserve">,</w:t>
+      </w:r>
+      <w:r>
+        <w:t xml:space="preserve"> </w:t>
+      </w:r>
+      <w:r>
+        <w:rPr>
+          <w:rStyle w:val="VerbatimChar"/>
+        </w:rPr>
+        <w:t xml:space="preserve">NAME_CONFLICT_MAX</w:t>
+      </w:r>
+      <w:r>
+        <w:t xml:space="preserve">.</w:t>
+      </w:r>
+    </w:p>
+    <w:p>
+      <w:pPr>
+        <w:pStyle w:val="BodyText"/>
+      </w:pPr>
+      <w:r>
+        <w:rPr>
+          <w:i/>
+          <w:iCs/>
+        </w:rPr>
+        <w:t xml:space="preserve">Optional neural part.</w:t>
+      </w:r>
+      <w:r>
+        <w:t xml:space="preserve"> </w:t>
+      </w:r>
+      <w:r>
+        <w:t xml:space="preserve">Copy a sentence-transformers model folder to</w:t>
+      </w:r>
+      <w:r>
+        <w:t xml:space="preserve"> </w:t>
+      </w:r>
+      <w:r>
+        <w:rPr>
+          <w:rStyle w:val="VerbatimChar"/>
+        </w:rPr>
+        <w:t xml:space="preserve">models/name-embedder</w:t>
+      </w:r>
+      <w:r>
+        <w:t xml:space="preserve"> </w:t>
+      </w:r>
+      <w:r>
+        <w:t xml:space="preserve">from a computer with internet</w:t>
+      </w:r>
+      <w:r>
+        <w:t xml:space="preserve"> </w:t>
+      </w:r>
+      <w:r>
+        <w:t xml:space="preserve">(the toolkit never downloads anything, and on the air-gapped machine you have to stage the files yourself). Without the</w:t>
+      </w:r>
+      <w:r>
+        <w:t xml:space="preserve"> </w:t>
+      </w:r>
+      <w:r>
+        <w:t xml:space="preserve">library or the folder, one line is printed and character similarity is used. The embedding can raise recall for names with</w:t>
+      </w:r>
+      <w:r>
+        <w:t xml:space="preserve"> </w:t>
+      </w:r>
+      <w:r>
+        <w:t xml:space="preserve">very different wording but can never override the guard. Checked on the 75 holdings of one real statement the character</w:t>
+      </w:r>
+      <w:r>
+        <w:t xml:space="preserve"> </w:t>
+      </w:r>
+      <w:r>
+        <w:t xml:space="preserve">version never matched a wrong scheme;</w:t>
+      </w:r>
+      <w:r>
+        <w:t xml:space="preserve"> </w:t>
+      </w:r>
+      <w:r>
+        <w:rPr>
+          <w:b/>
+          <w:bCs/>
+        </w:rPr>
+        <w:t xml:space="preserve">no real embedding model has been tested</w:t>
+      </w:r>
+      <w:r>
+        <w:t xml:space="preserve">, only the plumbing with a tiny random one.</w:t>
+      </w:r>
+    </w:p>
+    <w:p>
+      <w:pPr>
+        <w:pStyle w:val="BodyText"/>
+      </w:pPr>
+      <w:r>
+        <w:rPr>
+          <w:b/>
+          <w:bCs/>
+        </w:rPr>
+        <w:t xml:space="preserve">ISIN verification.</w:t>
+      </w:r>
+      <w:r>
+        <w:t xml:space="preserve"> </w:t>
+      </w:r>
+      <w:r>
+        <w:rPr>
+          <w:rStyle w:val="VerbatimChar"/>
+        </w:rPr>
+        <w:t xml:space="preserve">isin_verify.py</w:t>
+      </w:r>
+      <w:r>
+        <w:t xml:space="preserve"> </w:t>
+      </w:r>
+      <w:r>
+        <w:t xml:space="preserve">tests each ISIN three ways (check digit, membership of AMFI’s</w:t>
+      </w:r>
+      <w:r>
+        <w:t xml:space="preserve"> </w:t>
+      </w:r>
+      <w:r>
+        <w:rPr>
+          <w:rStyle w:val="VerbatimChar"/>
+        </w:rPr>
+        <w:t xml:space="preserve">NAVAll.txt</w:t>
+      </w:r>
+      <w:r>
+        <w:t xml:space="preserve">, agreement</w:t>
+      </w:r>
+      <w:r>
+        <w:t xml:space="preserve"> </w:t>
+      </w:r>
+      <w:r>
+        <w:t xml:space="preserve">of the printed name with the AMFI name) and returns one of:</w:t>
+      </w:r>
+      <w:r>
+        <w:t xml:space="preserve"> </w:t>
+      </w:r>
+      <w:r>
+        <w:rPr>
+          <w:rStyle w:val="VerbatimChar"/>
+        </w:rPr>
+        <w:t xml:space="preserve">ok</w:t>
+      </w:r>
+      <w:r>
+        <w:t xml:space="preserve">;</w:t>
+      </w:r>
+      <w:r>
+        <w:t xml:space="preserve"> </w:t>
+      </w:r>
+      <w:r>
+        <w:rPr>
+          <w:rStyle w:val="VerbatimChar"/>
+        </w:rPr>
+        <w:t xml:space="preserve">repaired</w:t>
+      </w:r>
+      <w:r>
+        <w:t xml:space="preserve"> </w:t>
+      </w:r>
+      <w:r>
+        <w:t xml:space="preserve">(not valid, exactly one real ISIN within two</w:t>
+      </w:r>
+      <w:r>
+        <w:t xml:space="preserve"> </w:t>
+      </w:r>
+      <w:r>
+        <w:t xml:space="preserve">OCR-style confusions, or one wrong / extra / missing character, fits the name - applied and flagged);</w:t>
+      </w:r>
+      <w:r>
+        <w:t xml:space="preserve"> </w:t>
+      </w:r>
+      <w:r>
+        <w:rPr>
+          <w:rStyle w:val="VerbatimChar"/>
+        </w:rPr>
+        <w:t xml:space="preserve">conflict</w:t>
+      </w:r>
+      <w:r>
+        <w:t xml:space="preserve"> </w:t>
+      </w:r>
+      <w:r>
+        <w:t xml:space="preserve">(real ISIN,</w:t>
+      </w:r>
+      <w:r>
+        <w:t xml:space="preserve"> </w:t>
+      </w:r>
+      <w:r>
+        <w:t xml:space="preserve">different fund’s name -</w:t>
+      </w:r>
+      <w:r>
+        <w:t xml:space="preserve"> </w:t>
+      </w:r>
+      <w:r>
+        <w:rPr>
+          <w:b/>
+          <w:bCs/>
+        </w:rPr>
+        <w:t xml:space="preserve">not</w:t>
+      </w:r>
+      <w:r>
+        <w:t xml:space="preserve"> </w:t>
+      </w:r>
+      <w:r>
+        <w:t xml:space="preserve">changed);</w:t>
+      </w:r>
+      <w:r>
+        <w:t xml:space="preserve"> </w:t>
+      </w:r>
+      <w:r>
+        <w:rPr>
+          <w:rStyle w:val="VerbatimChar"/>
+        </w:rPr>
+        <w:t xml:space="preserve">suggested</w:t>
+      </w:r>
+      <w:r>
+        <w:t xml:space="preserve"> </w:t>
+      </w:r>
+      <w:r>
+        <w:t xml:space="preserve">(not in the list, the name points to one scheme -</w:t>
+      </w:r>
+      <w:r>
+        <w:t xml:space="preserve"> </w:t>
+      </w:r>
+      <w:r>
+        <w:rPr>
+          <w:b/>
+          <w:bCs/>
+        </w:rPr>
+        <w:t xml:space="preserve">not</w:t>
+      </w:r>
+      <w:r>
+        <w:t xml:space="preserve"> </w:t>
+      </w:r>
+      <w:r>
+        <w:t xml:space="preserve">applied);</w:t>
+      </w:r>
+      <w:r>
+        <w:t xml:space="preserve"> </w:t>
+      </w:r>
+      <w:r>
+        <w:rPr>
+          <w:rStyle w:val="VerbatimChar"/>
+        </w:rPr>
+        <w:t xml:space="preserve">unknown</w:t>
+      </w:r>
+      <w:r>
+        <w:t xml:space="preserve">.</w:t>
+      </w:r>
+      <w:r>
+        <w:t xml:space="preserve"> </w:t>
+      </w:r>
+      <w:r>
+        <w:rPr>
+          <w:rStyle w:val="VerbatimChar"/>
+        </w:rPr>
+        <w:t xml:space="preserve">cdsl_holdings_to_xls.py</w:t>
+      </w:r>
+      <w:r>
+        <w:t xml:space="preserve"> </w:t>
+      </w:r>
+      <w:r>
+        <w:t xml:space="preserve">runs it automatically when</w:t>
+      </w:r>
+      <w:r>
+        <w:t xml:space="preserve"> </w:t>
+      </w:r>
+      <w:r>
+        <w:rPr>
+          <w:rStyle w:val="VerbatimChar"/>
+        </w:rPr>
+        <w:t xml:space="preserve">data/NAVAll.txt</w:t>
+      </w:r>
+      <w:r>
+        <w:t xml:space="preserve"> </w:t>
+      </w:r>
+      <w:r>
+        <w:t xml:space="preserve">(left by</w:t>
+      </w:r>
+      <w:r>
+        <w:t xml:space="preserve"> </w:t>
+      </w:r>
+      <w:r>
+        <w:rPr>
+          <w:rStyle w:val="VerbatimChar"/>
+        </w:rPr>
+        <w:t xml:space="preserve">mf_holdings_screener.py</w:t>
+      </w:r>
+      <w:r>
+        <w:t xml:space="preserve">) or</w:t>
+      </w:r>
+      <w:r>
+        <w:t xml:space="preserve"> </w:t>
+      </w:r>
+      <w:r>
+        <w:rPr>
+          <w:rStyle w:val="VerbatimChar"/>
+        </w:rPr>
+        <w:t xml:space="preserve">--navall FILE</w:t>
+      </w:r>
+      <w:r>
+        <w:t xml:space="preserve"> </w:t>
+      </w:r>
+      <w:r>
+        <w:t xml:space="preserve">is available. It can also be run on an existing holdings file:</w:t>
+      </w:r>
+    </w:p>
+    <w:p>
+      <w:pPr>
+        <w:pStyle w:val="SourceCode"/>
+      </w:pPr>
+      <w:r>
+        <w:rPr>
+          <w:rStyle w:val="ExtensionTok"/>
+        </w:rPr>
+        <w:t xml:space="preserve">python</w:t>
+      </w:r>
+      <w:r>
+        <w:rPr>
+          <w:rStyle w:val="NormalTok"/>
+        </w:rPr>
+        <w:t xml:space="preserve"> isin_verify.py Kiran_2026-06-MF.XLS                       </w:t>
+      </w:r>
+      <w:r>
+        <w:rPr>
+          <w:rStyle w:val="CommentTok"/>
+        </w:rPr>
+        <w:t xml:space="preserve"># -&gt; Kiran_2026-06-MF-ISINcheck.XLS</w:t>
+      </w:r>
+      <w:r>
+        <w:br/>
+      </w:r>
+      <w:r>
+        <w:rPr>
+          <w:rStyle w:val="ExtensionTok"/>
+        </w:rPr>
+        <w:t xml:space="preserve">python</w:t>
+      </w:r>
+      <w:r>
+        <w:rPr>
+          <w:rStyle w:val="NormalTok"/>
+        </w:rPr>
+        <w:t xml:space="preserve"> isin_verify.py Kiran_2026-06-MF.XLS </w:t>
+      </w:r>
+      <w:r>
+        <w:rPr>
+          <w:rStyle w:val="AttributeTok"/>
+        </w:rPr>
+        <w:t xml:space="preserve">--navall</w:t>
+      </w:r>
+      <w:r>
+        <w:rPr>
+          <w:rStyle w:val="NormalTok"/>
+        </w:rPr>
+        <w:t xml:space="preserve"> NAVAll.txt </w:t>
+      </w:r>
+      <w:r>
+        <w:rPr>
+          <w:rStyle w:val="AttributeTok"/>
+        </w:rPr>
+        <w:t xml:space="preserve">-o</w:t>
+      </w:r>
+      <w:r>
+        <w:rPr>
+          <w:rStyle w:val="NormalTok"/>
+        </w:rPr>
+        <w:t xml:space="preserve"> checked.xls</w:t>
+      </w:r>
+      <w:r>
+        <w:br/>
+      </w:r>
+      <w:r>
+        <w:rPr>
+          <w:rStyle w:val="ExtensionTok"/>
+        </w:rPr>
+        <w:t xml:space="preserve">python</w:t>
+      </w:r>
+      <w:r>
+        <w:rPr>
+          <w:rStyle w:val="NormalTok"/>
+        </w:rPr>
+        <w:t xml:space="preserve"> isin_verify.py Kiran_2026-06-MF.XLS </w:t>
+      </w:r>
+      <w:r>
+        <w:rPr>
+          <w:rStyle w:val="AttributeTok"/>
+        </w:rPr>
+        <w:t xml:space="preserve">--no-repair</w:t>
+      </w:r>
+      <w:r>
+        <w:rPr>
+          <w:rStyle w:val="NormalTok"/>
+        </w:rPr>
+        <w:t xml:space="preserve">           </w:t>
+      </w:r>
+      <w:r>
+        <w:rPr>
+          <w:rStyle w:val="CommentTok"/>
+        </w:rPr>
+        <w:t xml:space="preserve"># report only</w:t>
+      </w:r>
+    </w:p>
+    <w:p>
+      <w:pPr>
+        <w:pStyle w:val="FirstParagraph"/>
+      </w:pPr>
+      <w:r>
+        <w:t xml:space="preserve">It adds</w:t>
+      </w:r>
+      <w:r>
+        <w:t xml:space="preserve"> </w:t>
+      </w:r>
+      <w:r>
+        <w:rPr>
+          <w:rStyle w:val="VerbatimChar"/>
+        </w:rPr>
+        <w:t xml:space="preserve">ISIN Status</w:t>
+      </w:r>
+      <w:r>
+        <w:t xml:space="preserve">,</w:t>
+      </w:r>
+      <w:r>
+        <w:t xml:space="preserve"> </w:t>
+      </w:r>
+      <w:r>
+        <w:rPr>
+          <w:rStyle w:val="VerbatimChar"/>
+        </w:rPr>
+        <w:t xml:space="preserve">ISIN Suggested/Applied</w:t>
+      </w:r>
+      <w:r>
+        <w:t xml:space="preserve"> </w:t>
+      </w:r>
+      <w:r>
+        <w:t xml:space="preserve">and</w:t>
+      </w:r>
+      <w:r>
+        <w:t xml:space="preserve"> </w:t>
+      </w:r>
+      <w:r>
+        <w:rPr>
+          <w:rStyle w:val="VerbatimChar"/>
+        </w:rPr>
+        <w:t xml:space="preserve">ISIN Note</w:t>
+      </w:r>
+      <w:r>
+        <w:t xml:space="preserve"> </w:t>
+      </w:r>
+      <w:r>
+        <w:t xml:space="preserve">columns. Simulated OCR confusions on the ISINs of one real</w:t>
+      </w:r>
+      <w:r>
+        <w:t xml:space="preserve"> </w:t>
+      </w:r>
+      <w:r>
+        <w:t xml:space="preserve">statement (about 2,800 corruptions) were never repaired to a wrong ISIN. It is an aid: always compare flagged ISINs with</w:t>
+      </w:r>
+      <w:r>
+        <w:t xml:space="preserve"> </w:t>
+      </w:r>
+      <w:r>
+        <w:t xml:space="preserve">the PDF. No neural OCR was added.</w:t>
+      </w:r>
+    </w:p>
+    <w:bookmarkEnd w:id="26"/>
+    <w:bookmarkStart w:id="27" w:name="tests"/>
+    <w:p>
+      <w:pPr>
+        <w:pStyle w:val="Heading2"/>
+      </w:pPr>
+      <w:r>
+        <w:t xml:space="preserve">Tests</w:t>
+      </w:r>
+    </w:p>
+    <w:p>
+      <w:pPr>
+        <w:pStyle w:val="SourceCode"/>
+      </w:pPr>
+      <w:r>
+        <w:rPr>
+          <w:rStyle w:val="ExtensionTok"/>
+        </w:rPr>
+        <w:t xml:space="preserve">python</w:t>
+      </w:r>
+      <w:r>
+        <w:rPr>
+          <w:rStyle w:val="NormalTok"/>
+        </w:rPr>
+        <w:t xml:space="preserve"> test_scoring.py                </w:t>
+      </w:r>
+      <w:r>
+        <w:rPr>
+          <w:rStyle w:val="CommentTok"/>
+        </w:rPr>
+        <w:t xml:space="preserve"># 94 checks: weights.ini, scoring engine, extra metrics, data checks, filters, build_marketcap, import_tri</w:t>
+      </w:r>
+      <w:r>
+        <w:br/>
+      </w:r>
+      <w:r>
+        <w:rPr>
+          <w:rStyle w:val="ExtensionTok"/>
+        </w:rPr>
+        <w:t xml:space="preserve">python</w:t>
+      </w:r>
+      <w:r>
+        <w:rPr>
+          <w:rStyle w:val="NormalTok"/>
+        </w:rPr>
+        <w:t xml:space="preserve"> test_pipeline.py               </w:t>
+      </w:r>
+      <w:r>
+        <w:rPr>
+          <w:rStyle w:val="CommentTok"/>
+        </w:rPr>
+        <w:t xml:space="preserve"># 51 checks: shortlist.py end to end (CLI, multi-category, filters, outputs, exit codes) and holdings_import</w:t>
+      </w:r>
+      <w:r>
+        <w:br/>
+      </w:r>
+      <w:r>
+        <w:rPr>
+          <w:rStyle w:val="ExtensionTok"/>
+        </w:rPr>
+        <w:t xml:space="preserve">python</w:t>
+      </w:r>
+      <w:r>
+        <w:rPr>
+          <w:rStyle w:val="NormalTok"/>
+        </w:rPr>
+        <w:t xml:space="preserve"> test_screener_peers.py         </w:t>
+      </w:r>
+      <w:r>
+        <w:rPr>
+          <w:rStyle w:val="CommentTok"/>
+        </w:rPr>
+        <w:t xml:space="preserve"># 17 checks: peer ranking when some funds are left unranked</w:t>
+      </w:r>
+      <w:r>
+        <w:br/>
+      </w:r>
+      <w:r>
+        <w:rPr>
+          <w:rStyle w:val="ExtensionTok"/>
+        </w:rPr>
+        <w:t xml:space="preserve">python</w:t>
+      </w:r>
+      <w:r>
+        <w:rPr>
+          <w:rStyle w:val="NormalTok"/>
+        </w:rPr>
+        <w:t xml:space="preserve"> test_metrics_window.py         </w:t>
+      </w:r>
+      <w:r>
+        <w:rPr>
+          <w:rStyle w:val="CommentTok"/>
+        </w:rPr>
+        <w:t xml:space="preserve"># 18 checks: the aligned 3-year ratio window and the relaxed default filters</w:t>
+      </w:r>
+      <w:r>
+        <w:br/>
+      </w:r>
+      <w:r>
+        <w:rPr>
+          <w:rStyle w:val="ExtensionTok"/>
+        </w:rPr>
+        <w:t xml:space="preserve">python</w:t>
+      </w:r>
+      <w:r>
+        <w:rPr>
+          <w:rStyle w:val="NormalTok"/>
+        </w:rPr>
+        <w:t xml:space="preserve"> test_new_metrics.py            </w:t>
+      </w:r>
+      <w:r>
+        <w:rPr>
+          <w:rStyle w:val="CommentTok"/>
+        </w:rPr>
+        <w:t xml:space="preserve"># 3-year drawdown window, alpha/beta against a known regression, 3y/5y rolling option</w:t>
+      </w:r>
+      <w:r>
+        <w:br/>
+      </w:r>
+      <w:r>
+        <w:rPr>
+          <w:rStyle w:val="ExtensionTok"/>
+        </w:rPr>
+        <w:t xml:space="preserve">python</w:t>
+      </w:r>
+      <w:r>
+        <w:rPr>
+          <w:rStyle w:val="NormalTok"/>
+        </w:rPr>
+        <w:t xml:space="preserve"> test_check_fund.py             </w:t>
+      </w:r>
+      <w:r>
+        <w:rPr>
+          <w:rStyle w:val="CommentTok"/>
+        </w:rPr>
+        <w:t xml:space="preserve"># check_fund.py: name matching, peers, report, exit codes</w:t>
+      </w:r>
+      <w:r>
+        <w:br/>
+      </w:r>
+      <w:r>
+        <w:rPr>
+          <w:rStyle w:val="ExtensionTok"/>
+        </w:rPr>
+        <w:t xml:space="preserve">python</w:t>
+      </w:r>
+      <w:r>
+        <w:rPr>
+          <w:rStyle w:val="NormalTok"/>
+        </w:rPr>
+        <w:t xml:space="preserve"> test_rank_funds.py             </w:t>
+      </w:r>
+      <w:r>
+        <w:rPr>
+          <w:rStyle w:val="CommentTok"/>
+        </w:rPr>
+        <w:t xml:space="preserve"># rank_funds.py: the spec's input checks, units, plan filter, exit codes</w:t>
+      </w:r>
+      <w:r>
+        <w:br/>
+      </w:r>
+      <w:r>
+        <w:rPr>
+          <w:rStyle w:val="ExtensionTok"/>
+        </w:rPr>
+        <w:t xml:space="preserve">python</w:t>
+      </w:r>
+      <w:r>
+        <w:rPr>
+          <w:rStyle w:val="NormalTok"/>
+        </w:rPr>
+        <w:t xml:space="preserve"> test_benchmark.py</w:t>
+      </w:r>
+      <w:r>
+        <w:br/>
+      </w:r>
+      <w:r>
+        <w:rPr>
+          <w:rStyle w:val="ExtensionTok"/>
+        </w:rPr>
+        <w:t xml:space="preserve">python</w:t>
+      </w:r>
+      <w:r>
+        <w:rPr>
+          <w:rStyle w:val="NormalTok"/>
+        </w:rPr>
+        <w:t xml:space="preserve"> test_portfolio_quality.py</w:t>
+      </w:r>
+      <w:r>
+        <w:br/>
+      </w:r>
+      <w:r>
+        <w:rPr>
+          <w:rStyle w:val="ExtensionTok"/>
+        </w:rPr>
+        <w:t xml:space="preserve">python</w:t>
+      </w:r>
+      <w:r>
+        <w:rPr>
+          <w:rStyle w:val="NormalTok"/>
+        </w:rPr>
+        <w:t xml:space="preserve"> test_mf_holdings_screener.py</w:t>
+      </w:r>
+      <w:r>
+        <w:br/>
+      </w:r>
+      <w:r>
+        <w:rPr>
+          <w:rStyle w:val="ExtensionTok"/>
+        </w:rPr>
+        <w:t xml:space="preserve">python</w:t>
+      </w:r>
+      <w:r>
+        <w:rPr>
+          <w:rStyle w:val="NormalTok"/>
+        </w:rPr>
+        <w:t xml:space="preserve"> test_name_match.py             </w:t>
+      </w:r>
+      <w:r>
+        <w:rPr>
+          <w:rStyle w:val="CommentTok"/>
+        </w:rPr>
+        <w:t xml:space="preserve"># 57 checks: name matching and guard, real-name pairs, fake embedder, graceful degradation, PQ and screener integration</w:t>
+      </w:r>
+      <w:r>
+        <w:br/>
+      </w:r>
+      <w:r>
+        <w:rPr>
+          <w:rStyle w:val="ExtensionTok"/>
+        </w:rPr>
+        <w:t xml:space="preserve">python</w:t>
+      </w:r>
+      <w:r>
+        <w:rPr>
+          <w:rStyle w:val="NormalTok"/>
+        </w:rPr>
+        <w:t xml:space="preserve"> test_isin_verify.py            </w:t>
+      </w:r>
+      <w:r>
+        <w:rPr>
+          <w:rStyle w:val="CommentTok"/>
+        </w:rPr>
+        <w:t xml:space="preserve"># 33 checks: ISIN repair/conflict/suggestion, simulated OCR confusions, stand-alone command, cdsl hook</w:t>
+      </w:r>
+      <w:r>
+        <w:br/>
+      </w:r>
+      <w:r>
+        <w:rPr>
+          <w:rStyle w:val="ExtensionTok"/>
+        </w:rPr>
+        <w:t xml:space="preserve">python</w:t>
+      </w:r>
+      <w:r>
+        <w:rPr>
+          <w:rStyle w:val="NormalTok"/>
+        </w:rPr>
+        <w:t xml:space="preserve"> test_walk_forward.py           </w:t>
+      </w:r>
+      <w:r>
+        <w:rPr>
+          <w:rStyle w:val="CommentTok"/>
+        </w:rPr>
+        <w:t xml:space="preserve"># 51 checks: no look-ahead, statistics, calibration on null and signal universes (takes a few minutes)</w:t>
+      </w:r>
+    </w:p>
+    <w:p>
+      <w:pPr>
+        <w:pStyle w:val="FirstParagraph"/>
+      </w:pPr>
+      <w:r>
+        <w:t xml:space="preserve">All run offline on synthetic data (the portfolio test builds SEBI-style</w:t>
+      </w:r>
+      <w:r>
+        <w:t xml:space="preserve"> </w:t>
+      </w:r>
+      <w:r>
+        <w:t xml:space="preserve">workbooks, including fraction-style weights, a zip, stale and malformed files).</w:t>
+      </w:r>
+      <w:r>
+        <w:t xml:space="preserve"> </w:t>
+      </w:r>
+      <w:r>
+        <w:t xml:space="preserve">They check the logic; they have</w:t>
+      </w:r>
+      <w:r>
+        <w:t xml:space="preserve"> </w:t>
+      </w:r>
+      <w:r>
+        <w:rPr>
+          <w:b/>
+          <w:bCs/>
+        </w:rPr>
+        <w:t xml:space="preserve">not</w:t>
+      </w:r>
+      <w:r>
+        <w:t xml:space="preserve"> </w:t>
+      </w:r>
+      <w:r>
+        <w:t xml:space="preserve">been run against real AMC files or the live</w:t>
+      </w:r>
+      <w:r>
+        <w:t xml:space="preserve"> </w:t>
+      </w:r>
+      <w:r>
+        <w:t xml:space="preserve">mfapi.in / AMFI services.</w:t>
+      </w:r>
+      <w:r>
+        <w:t xml:space="preserve"> </w:t>
+      </w:r>
+      <w:r>
+        <w:rPr>
+          <w:rStyle w:val="VerbatimChar"/>
+        </w:rPr>
+        <w:t xml:space="preserve">test_pipeline.py</w:t>
+      </w:r>
+      <w:r>
+        <w:t xml:space="preserve"> </w:t>
+      </w:r>
+      <w:r>
+        <w:t xml:space="preserve">replaces the data layer (scheme list,</w:t>
+      </w:r>
+      <w:r>
+        <w:t xml:space="preserve"> </w:t>
+      </w:r>
+      <w:r>
+        <w:t xml:space="preserve">NAV download, benchmark, holdings) with a simulation, so it proves the plumbing</w:t>
+      </w:r>
+      <w:r>
+        <w:t xml:space="preserve"> </w:t>
+      </w:r>
+      <w:r>
+        <w:t xml:space="preserve">and the outputs, not the live integrations.</w:t>
+      </w:r>
+      <w:r>
+        <w:t xml:space="preserve"> </w:t>
+      </w:r>
+      <w:r>
+        <w:rPr>
+          <w:rStyle w:val="VerbatimChar"/>
+        </w:rPr>
+        <w:t xml:space="preserve">test_mf_holdings_screener.py</w:t>
+      </w:r>
+      <w:r>
+        <w:t xml:space="preserve"> </w:t>
+      </w:r>
+      <w:r>
+        <w:t xml:space="preserve">uses</w:t>
+      </w:r>
+      <w:r>
+        <w:t xml:space="preserve"> </w:t>
+      </w:r>
+      <w:r>
+        <w:t xml:space="preserve">synthetic NAV series and a synthetic AMFI file; it checks the ISIN/name mapping, the</w:t>
+      </w:r>
+      <w:r>
+        <w:t xml:space="preserve"> </w:t>
+      </w:r>
+      <w:r>
+        <w:t xml:space="preserve">verdict rules, the peer ranking and the output file, and says nothing about real</w:t>
+      </w:r>
+      <w:r>
+        <w:t xml:space="preserve"> </w:t>
+      </w:r>
+      <w:r>
+        <w:t xml:space="preserve">funds.</w:t>
+      </w:r>
+      <w:r>
+        <w:t xml:space="preserve"> </w:t>
+      </w:r>
+      <w:r>
+        <w:rPr>
+          <w:rStyle w:val="VerbatimChar"/>
+        </w:rPr>
+        <w:t xml:space="preserve">cdsl_holdings_to_xls.py</w:t>
+      </w:r>
+      <w:r>
+        <w:t xml:space="preserve"> </w:t>
+      </w:r>
+      <w:r>
+        <w:t xml:space="preserve">itself has no automated tests (only its ISIN-verification hook is tested in</w:t>
+      </w:r>
+      <w:r>
+        <w:t xml:space="preserve"> </w:t>
+      </w:r>
+      <w:r>
+        <w:rPr>
+          <w:rStyle w:val="VerbatimChar"/>
+        </w:rPr>
+        <w:t xml:space="preserve">test_isin_verify.py</w:t>
+      </w:r>
+      <w:r>
+        <w:t xml:space="preserve">); it was checked by running it on one real statement and reconciling against the printed totals.</w:t>
+      </w:r>
+      <w:r>
+        <w:t xml:space="preserve"> </w:t>
+      </w:r>
+      <w:r>
+        <w:rPr>
+          <w:rStyle w:val="VerbatimChar"/>
+        </w:rPr>
+        <w:t xml:space="preserve">test_walk_forward.py</w:t>
+      </w:r>
+      <w:r>
+        <w:t xml:space="preserve"> </w:t>
+      </w:r>
+      <w:r>
+        <w:t xml:space="preserve">uses simulated NAV universes; the walk-forward has never been run on real NAV data.</w:t>
+      </w:r>
+      <w:r>
+        <w:t xml:space="preserve"> </w:t>
+      </w:r>
+      <w:r>
+        <w:rPr>
+          <w:rStyle w:val="VerbatimChar"/>
+        </w:rPr>
+        <w:t xml:space="preserve">compare_funds.py</w:t>
+      </w:r>
+      <w:r>
+        <w:t xml:space="preserve"> </w:t>
+      </w:r>
+      <w:r>
+        <w:t xml:space="preserve">has no</w:t>
+      </w:r>
+      <w:r>
+        <w:t xml:space="preserve"> </w:t>
+      </w:r>
+      <w:r>
+        <w:rPr>
+          <w:rStyle w:val="VerbatimChar"/>
+        </w:rPr>
+        <w:t xml:space="preserve">test_compare_funds.py</w:t>
+      </w:r>
+      <w:r>
+        <w:t xml:space="preserve"> </w:t>
+      </w:r>
+      <w:r>
+        <w:t xml:space="preserve">yet: only its input-file reading was tried (on small</w:t>
+      </w:r>
+      <w:r>
+        <w:t xml:space="preserve"> </w:t>
+      </w:r>
+      <w:r>
+        <w:rPr>
+          <w:rStyle w:val="VerbatimChar"/>
+        </w:rPr>
+        <w:t xml:space="preserve">.xlsx</w:t>
+      </w:r>
+      <w:r>
+        <w:t xml:space="preserve"> </w:t>
+      </w:r>
+      <w:r>
+        <w:t xml:space="preserve">and HTML-as-</w:t>
+      </w:r>
+      <w:r>
+        <w:rPr>
+          <w:rStyle w:val="VerbatimChar"/>
+        </w:rPr>
+        <w:t xml:space="preserve">.xls</w:t>
+      </w:r>
+      <w:r>
+        <w:t xml:space="preserve"> </w:t>
+      </w:r>
+      <w:r>
+        <w:t xml:space="preserve">files) and it passes a syntax check; the comparison itself</w:t>
+      </w:r>
+      <w:r>
+        <w:t xml:space="preserve"> </w:t>
+      </w:r>
+      <w:r>
+        <w:t xml:space="preserve">has not been run.</w:t>
+      </w:r>
+    </w:p>
+    <w:bookmarkEnd w:id="27"/>
+    <w:bookmarkStart w:id="28" w:name="X0a50dc15ea651493d7c5dc390a352185f13b08d"/>
+    <w:p>
+      <w:pPr>
+        <w:pStyle w:val="Heading2"/>
+      </w:pPr>
+      <w:r>
+        <w:t xml:space="preserve">Things not yet proven against live services</w:t>
+      </w:r>
+    </w:p>
+    <w:p>
+      <w:pPr>
+        <w:pStyle w:val="FirstParagraph"/>
+      </w:pPr>
+      <w:r>
+        <w:t xml:space="preserve">These have only ever run on synthetic data. Run</w:t>
+      </w:r>
+      <w:r>
+        <w:t xml:space="preserve"> </w:t>
+      </w:r>
+      <w:r>
+        <w:rPr>
+          <w:rStyle w:val="VerbatimChar"/>
+        </w:rPr>
+        <w:t xml:space="preserve">python live_check.py</w:t>
+      </w:r>
+      <w:r>
+        <w:t xml:space="preserve"> </w:t>
+      </w:r>
+      <w:r>
+        <w:t xml:space="preserve">once on a</w:t>
+      </w:r>
+      <w:r>
+        <w:t xml:space="preserve"> </w:t>
+      </w:r>
+      <w:r>
+        <w:t xml:space="preserve">computer with internet access (add</w:t>
+      </w:r>
+      <w:r>
+        <w:t xml:space="preserve"> </w:t>
+      </w:r>
+      <w:r>
+        <w:rPr>
+          <w:rStyle w:val="VerbatimChar"/>
+        </w:rPr>
+        <w:t xml:space="preserve">--holdings</w:t>
+      </w:r>
+      <w:r>
+        <w:t xml:space="preserve"> </w:t>
+      </w:r>
+      <w:r>
+        <w:t xml:space="preserve">to try the AMC downloaders); it prints</w:t>
+      </w:r>
+      <w:r>
+        <w:t xml:space="preserve"> </w:t>
+      </w:r>
+      <w:r>
+        <w:t xml:space="preserve">PASS / WARN / FAIL per step and exits non-zero on a failure:</w:t>
       </w:r>
     </w:p>
     <w:p>
@@ -12615,35 +15333,11 @@
         <w:pStyle w:val="Compact"/>
         <w:numPr>
           <w:ilvl w:val="0"/>
-          <w:numId w:val="1010"/>
+          <w:numId w:val="1011"/>
         </w:numPr>
       </w:pPr>
       <w:r>
-        <w:rPr>
-          <w:rStyle w:val="VerbatimChar"/>
-        </w:rPr>
-        <w:t xml:space="preserve">holdings_import.py</w:t>
-      </w:r>
-      <w:r>
-        <w:t xml:space="preserve"> </w:t>
-      </w:r>
-      <w:r>
-        <w:t xml:space="preserve">and</w:t>
-      </w:r>
-      <w:r>
-        <w:t xml:space="preserve"> </w:t>
-      </w:r>
-      <w:r>
-        <w:rPr>
-          <w:rStyle w:val="VerbatimChar"/>
-        </w:rPr>
-        <w:t xml:space="preserve">build_marketcap.py</w:t>
-      </w:r>
-      <w:r>
-        <w:t xml:space="preserve"> </w:t>
-      </w:r>
-      <w:r>
-        <w:t xml:space="preserve">on real files</w:t>
+        <w:t xml:space="preserve">mfapi.in scheme master, category lookup and NAV download</w:t>
       </w:r>
     </w:p>
     <w:p>
@@ -12651,7 +15345,208 @@
         <w:pStyle w:val="Compact"/>
         <w:numPr>
           <w:ilvl w:val="0"/>
-          <w:numId w:val="1010"/>
+          <w:numId w:val="1011"/>
+        </w:numPr>
+      </w:pPr>
+      <w:r>
+        <w:t xml:space="preserve">the benchmark proxy search for every category in</w:t>
+      </w:r>
+      <w:r>
+        <w:t xml:space="preserve"> </w:t>
+      </w:r>
+      <w:r>
+        <w:rPr>
+          <w:rStyle w:val="VerbatimChar"/>
+        </w:rPr>
+        <w:t xml:space="preserve">config.BENCHMARKS</w:t>
+      </w:r>
+    </w:p>
+    <w:p>
+      <w:pPr>
+        <w:pStyle w:val="Compact"/>
+        <w:numPr>
+          <w:ilvl w:val="0"/>
+          <w:numId w:val="1011"/>
+        </w:numPr>
+      </w:pPr>
+      <w:r>
+        <w:t xml:space="preserve">AMFI’s</w:t>
+      </w:r>
+      <w:r>
+        <w:t xml:space="preserve"> </w:t>
+      </w:r>
+      <w:r>
+        <w:rPr>
+          <w:rStyle w:val="VerbatimChar"/>
+        </w:rPr>
+        <w:t xml:space="preserve">NAVAll.txt</w:t>
+      </w:r>
+      <w:r>
+        <w:t xml:space="preserve"> </w:t>
+      </w:r>
+      <w:r>
+        <w:t xml:space="preserve">(used by</w:t>
+      </w:r>
+      <w:r>
+        <w:t xml:space="preserve"> </w:t>
+      </w:r>
+      <w:r>
+        <w:rPr>
+          <w:rStyle w:val="VerbatimChar"/>
+        </w:rPr>
+        <w:t xml:space="preserve">mf_holdings_screener.py</w:t>
+      </w:r>
+      <w:r>
+        <w:t xml:space="preserve">)</w:t>
+      </w:r>
+    </w:p>
+    <w:p>
+      <w:pPr>
+        <w:pStyle w:val="Compact"/>
+        <w:numPr>
+          <w:ilvl w:val="0"/>
+          <w:numId w:val="1011"/>
+        </w:numPr>
+      </w:pPr>
+      <w:r>
+        <w:t xml:space="preserve">the three</w:t>
+      </w:r>
+      <w:r>
+        <w:t xml:space="preserve"> </w:t>
+      </w:r>
+      <w:r>
+        <w:rPr>
+          <w:rStyle w:val="VerbatimChar"/>
+        </w:rPr>
+        <w:t xml:space="preserve">auto</w:t>
+      </w:r>
+      <w:r>
+        <w:t xml:space="preserve"> </w:t>
+      </w:r>
+      <w:r>
+        <w:t xml:space="preserve">AMC portfolio downloaders</w:t>
+      </w:r>
+    </w:p>
+    <w:p>
+      <w:pPr>
+        <w:pStyle w:val="Compact"/>
+        <w:numPr>
+          <w:ilvl w:val="0"/>
+          <w:numId w:val="1011"/>
+        </w:numPr>
+      </w:pPr>
+      <w:r>
+        <w:rPr>
+          <w:rStyle w:val="VerbatimChar"/>
+        </w:rPr>
+        <w:t xml:space="preserve">holdings_import.py</w:t>
+      </w:r>
+      <w:r>
+        <w:t xml:space="preserve"> </w:t>
+      </w:r>
+      <w:r>
+        <w:t xml:space="preserve">and</w:t>
+      </w:r>
+      <w:r>
+        <w:t xml:space="preserve"> </w:t>
+      </w:r>
+      <w:r>
+        <w:rPr>
+          <w:rStyle w:val="VerbatimChar"/>
+        </w:rPr>
+        <w:t xml:space="preserve">build_marketcap.py</w:t>
+      </w:r>
+      <w:r>
+        <w:t xml:space="preserve"> </w:t>
+      </w:r>
+      <w:r>
+        <w:t xml:space="preserve">on real files</w:t>
+      </w:r>
+    </w:p>
+    <w:p>
+      <w:pPr>
+        <w:pStyle w:val="Compact"/>
+        <w:numPr>
+          <w:ilvl w:val="0"/>
+          <w:numId w:val="1011"/>
+        </w:numPr>
+      </w:pPr>
+      <w:r>
+        <w:rPr>
+          <w:rStyle w:val="VerbatimChar"/>
+        </w:rPr>
+        <w:t xml:space="preserve">walk_forward.py</w:t>
+      </w:r>
+      <w:r>
+        <w:t xml:space="preserve"> </w:t>
+      </w:r>
+      <w:r>
+        <w:t xml:space="preserve">on real NAV history (needs internet once; check the report’s counts of funds ranked and dropped first)</w:t>
+      </w:r>
+    </w:p>
+    <w:p>
+      <w:pPr>
+        <w:pStyle w:val="Compact"/>
+        <w:numPr>
+          <w:ilvl w:val="0"/>
+          <w:numId w:val="1011"/>
+        </w:numPr>
+      </w:pPr>
+      <w:r>
+        <w:t xml:space="preserve">a real sentence-embedding model in</w:t>
+      </w:r>
+      <w:r>
+        <w:t xml:space="preserve"> </w:t>
+      </w:r>
+      <w:r>
+        <w:rPr>
+          <w:rStyle w:val="VerbatimChar"/>
+        </w:rPr>
+        <w:t xml:space="preserve">models/name-embedder</w:t>
+      </w:r>
+      <w:r>
+        <w:t xml:space="preserve"> </w:t>
+      </w:r>
+      <w:r>
+        <w:t xml:space="preserve">(only the plumbing is tested), and</w:t>
+      </w:r>
+      <w:r>
+        <w:t xml:space="preserve"> </w:t>
+      </w:r>
+      <w:r>
+        <w:rPr>
+          <w:rStyle w:val="VerbatimChar"/>
+        </w:rPr>
+        <w:t xml:space="preserve">isin_verify.py</w:t>
+      </w:r>
+      <w:r>
+        <w:t xml:space="preserve"> </w:t>
+      </w:r>
+      <w:r>
+        <w:t xml:space="preserve">on a real</w:t>
+      </w:r>
+      <w:r>
+        <w:t xml:space="preserve"> </w:t>
+      </w:r>
+      <w:r>
+        <w:rPr>
+          <w:rStyle w:val="VerbatimChar"/>
+        </w:rPr>
+        <w:t xml:space="preserve">NAVAll.txt</w:t>
+      </w:r>
+      <w:r>
+        <w:t xml:space="preserve"> </w:t>
+      </w:r>
+      <w:r>
+        <w:t xml:space="preserve">together with a real CAS PDF</w:t>
+      </w:r>
+    </w:p>
+    <w:p>
+      <w:pPr>
+        <w:pStyle w:val="Compact"/>
+        <w:numPr>
+          <w:ilvl w:val="0"/>
+          <w:numId w:val="1011"/>
         </w:numPr>
       </w:pPr>
       <w:r>
@@ -12880,8 +15775,8 @@
         <w:t xml:space="preserve">shows how a file is parsed).</w:t>
       </w:r>
     </w:p>
-    <w:bookmarkEnd w:id="26"/>
-    <w:bookmarkStart w:id="27" w:name="X2c0f072ac2b4776a7f1d1ccd21193bcfd985e8d"/>
+    <w:bookmarkEnd w:id="28"/>
+    <w:bookmarkStart w:id="29" w:name="X2c0f072ac2b4776a7f1d1ccd21193bcfd985e8d"/>
     <w:p>
       <w:pPr>
         <w:pStyle w:val="Heading2"/>
@@ -13692,7 +16587,7 @@
           <w:b/>
           <w:bCs/>
         </w:rPr>
-        <w:t xml:space="preserve">CSV-input command line:</w:t>
+        <w:t xml:space="preserve">Walk-forward validation of the score:</w:t>
       </w:r>
       <w:r>
         <w:t xml:space="preserve"> </w:t>
@@ -13707,13 +16602,13 @@
         <w:rPr>
           <w:rStyle w:val="VerbatimChar"/>
         </w:rPr>
-        <w:t xml:space="preserve">rank_funds.py --input funds.csv</w:t>
-      </w:r>
-      <w:r>
-        <w:t xml:space="preserve"> </w:t>
-      </w:r>
-      <w:r>
-        <w:t xml:space="preserve">(section 6).</w:t>
+        <w:t xml:space="preserve">walk_forward.py</w:t>
+      </w:r>
+      <w:r>
+        <w:t xml:space="preserve"> </w:t>
+      </w:r>
+      <w:r>
+        <w:t xml:space="preserve">(section 8; rank year 2023, 2-year horizon, survivors only; not yet run on real data).</w:t>
       </w:r>
       <w:r>
         <w:t xml:space="preserve"> </w:t>
@@ -13723,37 +16618,86 @@
           <w:b/>
           <w:bCs/>
         </w:rPr>
-        <w:t xml:space="preserve">Comparing chosen funds:</w:t>
-      </w:r>
-      <w:r>
-        <w:t xml:space="preserve"> </w:t>
-      </w:r>
-      <w:r>
-        <w:t xml:space="preserve">✅</w:t>
-      </w:r>
-      <w:r>
-        <w:t xml:space="preserve"> </w:t>
-      </w:r>
-      <w:r>
-        <w:rPr>
-          <w:rStyle w:val="VerbatimChar"/>
-        </w:rPr>
-        <w:t xml:space="preserve">compare_funds.py</w:t>
-      </w:r>
-      <w:r>
-        <w:t xml:space="preserve"> </w:t>
-      </w:r>
-      <w:r>
-        <w:t xml:space="preserve">(section 7; not yet run against live data).</w:t>
-      </w:r>
-      <w:r>
-        <w:t xml:space="preserve"> </w:t>
-      </w:r>
+        <w:t xml:space="preserve">Name matching fallback and ISIN verification:</w:t>
+      </w:r>
+      <w:r>
+        <w:t xml:space="preserve"> </w:t>
+      </w:r>
+      <w:r>
+        <w:t xml:space="preserve">✅ section 9.</w:t>
+      </w:r>
+    </w:p>
+    <w:p>
+      <w:pPr>
+        <w:pStyle w:val="BodyText"/>
+      </w:pPr>
       <w:r>
         <w:rPr>
           <w:b/>
           <w:bCs/>
         </w:rPr>
+        <w:t xml:space="preserve">CSV-input command line:</w:t>
+      </w:r>
+      <w:r>
+        <w:t xml:space="preserve"> </w:t>
+      </w:r>
+      <w:r>
+        <w:t xml:space="preserve">✅</w:t>
+      </w:r>
+      <w:r>
+        <w:t xml:space="preserve"> </w:t>
+      </w:r>
+      <w:r>
+        <w:rPr>
+          <w:rStyle w:val="VerbatimChar"/>
+        </w:rPr>
+        <w:t xml:space="preserve">rank_funds.py --input funds.csv</w:t>
+      </w:r>
+      <w:r>
+        <w:t xml:space="preserve"> </w:t>
+      </w:r>
+      <w:r>
+        <w:t xml:space="preserve">(section 6).</w:t>
+      </w:r>
+      <w:r>
+        <w:t xml:space="preserve"> </w:t>
+      </w:r>
+      <w:r>
+        <w:rPr>
+          <w:b/>
+          <w:bCs/>
+        </w:rPr>
+        <w:t xml:space="preserve">Comparing chosen funds:</w:t>
+      </w:r>
+      <w:r>
+        <w:t xml:space="preserve"> </w:t>
+      </w:r>
+      <w:r>
+        <w:t xml:space="preserve">✅</w:t>
+      </w:r>
+      <w:r>
+        <w:t xml:space="preserve"> </w:t>
+      </w:r>
+      <w:r>
+        <w:rPr>
+          <w:rStyle w:val="VerbatimChar"/>
+        </w:rPr>
+        <w:t xml:space="preserve">compare_funds.py</w:t>
+      </w:r>
+      <w:r>
+        <w:t xml:space="preserve"> </w:t>
+      </w:r>
+      <w:r>
+        <w:t xml:space="preserve">(section 7; not yet run against live data).</w:t>
+      </w:r>
+      <w:r>
+        <w:t xml:space="preserve"> </w:t>
+      </w:r>
+      <w:r>
+        <w:rPr>
+          <w:b/>
+          <w:bCs/>
+        </w:rPr>
         <w:t xml:space="preserve">Not done from the spec, by decision:</w:t>
       </w:r>
       <w:r>
@@ -13868,8 +16812,8 @@
         <w:t xml:space="preserve">(AI-written summaries are deferred, by decision); expense ratio is excluded on request.</w:t>
       </w:r>
     </w:p>
-    <w:bookmarkEnd w:id="27"/>
-    <w:bookmarkStart w:id="28" w:name="notes-caveats"/>
+    <w:bookmarkEnd w:id="29"/>
+    <w:bookmarkStart w:id="30" w:name="notes-caveats"/>
     <w:p>
       <w:pPr>
         <w:pStyle w:val="Heading2"/>
@@ -13883,7 +16827,7 @@
         <w:pStyle w:val="Compact"/>
         <w:numPr>
           <w:ilvl w:val="0"/>
-          <w:numId w:val="1011"/>
+          <w:numId w:val="1012"/>
         </w:numPr>
       </w:pPr>
       <w:r>
@@ -13907,7 +16851,7 @@
         <w:pStyle w:val="Compact"/>
         <w:numPr>
           <w:ilvl w:val="0"/>
-          <w:numId w:val="1011"/>
+          <w:numId w:val="1012"/>
         </w:numPr>
       </w:pPr>
       <w:r>
@@ -13925,7 +16869,7 @@
         <w:pStyle w:val="Compact"/>
         <w:numPr>
           <w:ilvl w:val="0"/>
-          <w:numId w:val="1011"/>
+          <w:numId w:val="1012"/>
         </w:numPr>
       </w:pPr>
       <w:r>
@@ -13943,7 +16887,7 @@
         <w:pStyle w:val="Compact"/>
         <w:numPr>
           <w:ilvl w:val="0"/>
-          <w:numId w:val="1011"/>
+          <w:numId w:val="1012"/>
         </w:numPr>
       </w:pPr>
       <w:r>
@@ -13992,8 +16936,8 @@
         <w:t xml:space="preserve">.</w:t>
       </w:r>
     </w:p>
-    <w:bookmarkEnd w:id="28"/>
-    <w:bookmarkEnd w:id="29"/>
+    <w:bookmarkEnd w:id="30"/>
+    <w:bookmarkEnd w:id="31"/>
     <w:sectPr>
       <w:footnotePr>
         <w:numRestart w:val="eachSect"/>
@@ -14377,9 +17321,39 @@
     </w:lvlOverride>
   </w:num>
   <w:num w:numId="1010">
+    <w:abstractNumId w:val="99411"/>
+    <w:lvlOverride w:ilvl="0">
+      <w:startOverride w:val="1"/>
+    </w:lvlOverride>
+    <w:lvlOverride w:ilvl="1">
+      <w:startOverride w:val="1"/>
+    </w:lvlOverride>
+    <w:lvlOverride w:ilvl="2">
+      <w:startOverride w:val="1"/>
+    </w:lvlOverride>
+    <w:lvlOverride w:ilvl="3">
+      <w:startOverride w:val="1"/>
+    </w:lvlOverride>
+    <w:lvlOverride w:ilvl="4">
+      <w:startOverride w:val="1"/>
+    </w:lvlOverride>
+    <w:lvlOverride w:ilvl="5">
+      <w:startOverride w:val="1"/>
+    </w:lvlOverride>
+    <w:lvlOverride w:ilvl="6">
+      <w:startOverride w:val="1"/>
+    </w:lvlOverride>
+    <w:lvlOverride w:ilvl="7">
+      <w:startOverride w:val="1"/>
+    </w:lvlOverride>
+    <w:lvlOverride w:ilvl="8">
+      <w:startOverride w:val="1"/>
+    </w:lvlOverride>
+  </w:num>
+  <w:num w:numId="1011">
     <w:abstractNumId w:val="991"/>
   </w:num>
-  <w:num w:numId="1011">
+  <w:num w:numId="1012">
     <w:abstractNumId w:val="991"/>
   </w:num>
 </w:numbering>
